--- a/Signals/html_Lectures/notes/Lecture 18 Notes.docx
+++ b/Signals/html_Lectures/notes/Lecture 18 Notes.docx
@@ -239,7 +239,97 @@
           <w:sz w:val="22"/>
           <w:szCs w:val="22"/>
         </w:rPr>
-        <w:t xml:space="preserve">3 min. s(t + T0) = s(t). f0 = 1/T0 (Hz), ω0 = 2π/T0 (rad/s). If T0 is a period, so is mT0.</w:t>
+        <w:t xml:space="preserve">Timing ≈ 3 min.</w:t>
+      </w:r>
+    </w:p>
+    <w:p>
+      <w:pPr>
+        <w:pStyle w:val="ListParagraph"/>
+        <w:numPr>
+          <w:ilvl w:val="0"/>
+          <w:numId w:val="2"/>
+        </w:numPr>
+        <w:spacing w:after="80"/>
+      </w:pPr>
+      <w:r>
+        <w:rPr>
+          <w:rFonts w:ascii="Calibri" w:cs="Calibri" w:eastAsia="Calibri" w:hAnsi="Calibri"/>
+          <w:sz w:val="22"/>
+          <w:szCs w:val="22"/>
+        </w:rPr>
+        <w:t xml:space="preserve">Define periodic: s(t + T₀) = s(t) for every t. T₀ is the period (seconds); the fundamental period is the smallest positive such T₀.</w:t>
+      </w:r>
+    </w:p>
+    <w:p>
+      <w:pPr>
+        <w:pStyle w:val="ListParagraph"/>
+        <w:numPr>
+          <w:ilvl w:val="0"/>
+          <w:numId w:val="2"/>
+        </w:numPr>
+        <w:spacing w:after="80"/>
+      </w:pPr>
+      <w:r>
+        <w:rPr>
+          <w:rFonts w:ascii="Calibri" w:cs="Calibri" w:eastAsia="Calibri" w:hAnsi="Calibri"/>
+          <w:sz w:val="22"/>
+          <w:szCs w:val="22"/>
+        </w:rPr>
+        <w:t xml:space="preserve">Step 1 — derived quantities. f₀ = 1/T₀ in hertz (cycles per second). ω₀ = 2π/T₀ = 2πf₀ in rad/s.</w:t>
+      </w:r>
+    </w:p>
+    <w:p>
+      <w:pPr>
+        <w:pStyle w:val="ListParagraph"/>
+        <w:numPr>
+          <w:ilvl w:val="0"/>
+          <w:numId w:val="2"/>
+        </w:numPr>
+        <w:spacing w:after="80"/>
+      </w:pPr>
+      <w:r>
+        <w:rPr>
+          <w:rFonts w:ascii="Calibri" w:cs="Calibri" w:eastAsia="Calibri" w:hAnsi="Calibri"/>
+          <w:sz w:val="22"/>
+          <w:szCs w:val="22"/>
+        </w:rPr>
+        <w:t xml:space="preserve">Step 2 — worked numbers. T₀ = 0.25 s ⇒ f₀ = 1/0.25 = 4 Hz and ω₀ = 2π/0.25 = 8π = 25.13 rad/s.</w:t>
+      </w:r>
+    </w:p>
+    <w:p>
+      <w:pPr>
+        <w:pStyle w:val="ListParagraph"/>
+        <w:numPr>
+          <w:ilvl w:val="0"/>
+          <w:numId w:val="2"/>
+        </w:numPr>
+        <w:spacing w:after="80"/>
+      </w:pPr>
+      <w:r>
+        <w:rPr>
+          <w:rFonts w:ascii="Calibri" w:cs="Calibri" w:eastAsia="Calibri" w:hAnsi="Calibri"/>
+          <w:sz w:val="22"/>
+          <w:szCs w:val="22"/>
+        </w:rPr>
+        <w:t xml:space="preserve">Step 3 — test the definition on s(t) = cos(8πt): s(0.1) = cos(0.8π) = −0.809, s(0.1 + 0.25) = cos(2.8π) = cos(0.8π + 2π) = −0.809 ✓.</w:t>
+      </w:r>
+    </w:p>
+    <w:p>
+      <w:pPr>
+        <w:pStyle w:val="ListParagraph"/>
+        <w:numPr>
+          <w:ilvl w:val="0"/>
+          <w:numId w:val="2"/>
+        </w:numPr>
+        <w:spacing w:after="80"/>
+      </w:pPr>
+      <w:r>
+        <w:rPr>
+          <w:rFonts w:ascii="Calibri" w:cs="Calibri" w:eastAsia="Calibri" w:hAnsi="Calibri"/>
+          <w:sz w:val="22"/>
+          <w:szCs w:val="22"/>
+        </w:rPr>
+        <w:t xml:space="preserve">Step 4 — multiples are periods too: s(t + 2T₀) = s(t + T₀) = s(t) (apply the rule twice). Here 0.5 s and 0.75 s are also periods, but not the fundamental one. This is how we pick a common period for a sum.</w:t>
       </w:r>
     </w:p>
     <w:p>
@@ -287,25 +377,151 @@
           <w:sz w:val="22"/>
           <w:szCs w:val="22"/>
         </w:rPr>
-        <w:t xml:space="preserve">4 min. cos(2π·6t) + cos(2π·9t): ratio 9/6 = 3/2 rational. f0 = gcd(6,9) = 3 Hz, T0 = 1/3 s, ω0 = 6π rad/s; harmonics 2 and 3. Check: T0 = 2T1 = 3T2 with T1 = 1/6, T2 = 1/9.</w:t>
-      </w:r>
-    </w:p>
-    <w:p>
-      <w:pPr>
-        <w:pStyle w:val="ListParagraph"/>
-        <w:numPr>
-          <w:ilvl w:val="0"/>
-          <w:numId w:val="2"/>
-        </w:numPr>
-        <w:spacing w:after="80"/>
-      </w:pPr>
-      <w:r>
-        <w:rPr>
-          <w:rFonts w:ascii="Calibri" w:cs="Calibri" w:eastAsia="Calibri" w:hAnsi="Calibri"/>
-          <w:sz w:val="22"/>
-          <w:szCs w:val="22"/>
-        </w:rPr>
-        <w:t xml:space="preserve">Counter-example: cos(2πt) + cos(2π√2 t) is not periodic (irrational ratio).</w:t>
+        <w:t xml:space="preserve">Timing ≈ 4 min.</w:t>
+      </w:r>
+    </w:p>
+    <w:p>
+      <w:pPr>
+        <w:pStyle w:val="ListParagraph"/>
+        <w:numPr>
+          <w:ilvl w:val="0"/>
+          <w:numId w:val="2"/>
+        </w:numPr>
+        <w:spacing w:after="80"/>
+      </w:pPr>
+      <w:r>
+        <w:rPr>
+          <w:rFonts w:ascii="Calibri" w:cs="Calibri" w:eastAsia="Calibri" w:hAnsi="Calibri"/>
+          <w:sz w:val="22"/>
+          <w:szCs w:val="22"/>
+        </w:rPr>
+        <w:t xml:space="preserve">Given: s(t) = cos(2π·6t) + cos(2π·9t). Goal: is it periodic, and what are T₀, ω₀?</w:t>
+      </w:r>
+    </w:p>
+    <w:p>
+      <w:pPr>
+        <w:pStyle w:val="ListParagraph"/>
+        <w:numPr>
+          <w:ilvl w:val="0"/>
+          <w:numId w:val="2"/>
+        </w:numPr>
+        <w:spacing w:after="80"/>
+      </w:pPr>
+      <w:r>
+        <w:rPr>
+          <w:rFonts w:ascii="Calibri" w:cs="Calibri" w:eastAsia="Calibri" w:hAnsi="Calibri"/>
+          <w:sz w:val="22"/>
+          <w:szCs w:val="22"/>
+        </w:rPr>
+        <w:t xml:space="preserve">Step 1 — frequencies and ratio. f₁ = 6 Hz, f₂ = 9 Hz. f₂/f₁ = 9/6 = 3/2, a ratio of whole numbers (rational), so a common period exists.</w:t>
+      </w:r>
+    </w:p>
+    <w:p>
+      <w:pPr>
+        <w:pStyle w:val="ListParagraph"/>
+        <w:numPr>
+          <w:ilvl w:val="0"/>
+          <w:numId w:val="2"/>
+        </w:numPr>
+        <w:spacing w:after="80"/>
+      </w:pPr>
+      <w:r>
+        <w:rPr>
+          <w:rFonts w:ascii="Calibri" w:cs="Calibri" w:eastAsia="Calibri" w:hAnsi="Calibri"/>
+          <w:sz w:val="22"/>
+          <w:szCs w:val="22"/>
+        </w:rPr>
+        <w:t xml:space="preserve">Step 2 — notation: gcd(a, b) = greatest common divisor, the largest number that fits into both a and b a whole number of times (it also works for decimals, e.g. gcd(50, 87.5) = 12.5). Here f₀ = gcd(6, 9) = 3 Hz.</w:t>
+      </w:r>
+    </w:p>
+    <w:p>
+      <w:pPr>
+        <w:pStyle w:val="ListParagraph"/>
+        <w:numPr>
+          <w:ilvl w:val="0"/>
+          <w:numId w:val="2"/>
+        </w:numPr>
+        <w:spacing w:after="80"/>
+      </w:pPr>
+      <w:r>
+        <w:rPr>
+          <w:rFonts w:ascii="Calibri" w:cs="Calibri" w:eastAsia="Calibri" w:hAnsi="Calibri"/>
+          <w:sz w:val="22"/>
+          <w:szCs w:val="22"/>
+        </w:rPr>
+        <w:t xml:space="preserve">Step 3 — T₀ = 1/f₀ = 1/3 s. ω₀ = 2πf₀ = 2π(3) = 6π rad/s = 18.85 rad/s.</w:t>
+      </w:r>
+    </w:p>
+    <w:p>
+      <w:pPr>
+        <w:pStyle w:val="ListParagraph"/>
+        <w:numPr>
+          <w:ilvl w:val="0"/>
+          <w:numId w:val="2"/>
+        </w:numPr>
+        <w:spacing w:after="80"/>
+      </w:pPr>
+      <w:r>
+        <w:rPr>
+          <w:rFonts w:ascii="Calibri" w:cs="Calibri" w:eastAsia="Calibri" w:hAnsi="Calibri"/>
+          <w:sz w:val="22"/>
+          <w:szCs w:val="22"/>
+        </w:rPr>
+        <w:t xml:space="preserve">Step 4 — harmonic numbers: 6 = 2·3 and 9 = 3·3, so the cosines are the 2nd and 3rd harmonics of f₀ = 3 Hz.</w:t>
+      </w:r>
+    </w:p>
+    <w:p>
+      <w:pPr>
+        <w:pStyle w:val="ListParagraph"/>
+        <w:numPr>
+          <w:ilvl w:val="0"/>
+          <w:numId w:val="2"/>
+        </w:numPr>
+        <w:spacing w:after="80"/>
+      </w:pPr>
+      <w:r>
+        <w:rPr>
+          <w:rFonts w:ascii="Calibri" w:cs="Calibri" w:eastAsia="Calibri" w:hAnsi="Calibri"/>
+          <w:sz w:val="22"/>
+          <w:szCs w:val="22"/>
+        </w:rPr>
+        <w:t xml:space="preserve">Step 5 — check with the individual periods: T₁ = 1/6 s, T₂ = 1/9 s. T₀ = 1/3 = 2T₁ = 2(1/6) ✓ and T₀ = 3T₂ = 3(1/9) ✓: two whole cycles of the first cosine and three of the second fit exactly into 1/3 s.</w:t>
+      </w:r>
+    </w:p>
+    <w:p>
+      <w:pPr>
+        <w:pStyle w:val="ListParagraph"/>
+        <w:numPr>
+          <w:ilvl w:val="0"/>
+          <w:numId w:val="2"/>
+        </w:numPr>
+        <w:spacing w:after="80"/>
+      </w:pPr>
+      <w:r>
+        <w:rPr>
+          <w:rFonts w:ascii="Calibri" w:cs="Calibri" w:eastAsia="Calibri" w:hAnsi="Calibri"/>
+          <w:sz w:val="22"/>
+          <w:szCs w:val="22"/>
+        </w:rPr>
+        <w:t xml:space="preserve">Step 6 — direct test: cos(2π·6(t + 1/3)) = cos(12πt + 4π) = cos(12πt) ✓; cos(2π·9(t + 1/3)) = cos(18πt + 6π) = cos(18πt) ✓.</w:t>
+      </w:r>
+    </w:p>
+    <w:p>
+      <w:pPr>
+        <w:pStyle w:val="ListParagraph"/>
+        <w:numPr>
+          <w:ilvl w:val="0"/>
+          <w:numId w:val="2"/>
+        </w:numPr>
+        <w:spacing w:after="80"/>
+      </w:pPr>
+      <w:r>
+        <w:rPr>
+          <w:rFonts w:ascii="Calibri" w:cs="Calibri" w:eastAsia="Calibri" w:hAnsi="Calibri"/>
+          <w:sz w:val="22"/>
+          <w:szCs w:val="22"/>
+        </w:rPr>
+        <w:t xml:space="preserve">Counter-example: cos(2πt) + cos(2π√2 t). Ratio f₂/f₁ = √2 = 1.414… is irrational. A common period T would need 1·T = a and √2·T = b with whole numbers a, b, so b/a = √2, impossible. Not periodic.</w:t>
       </w:r>
     </w:p>
     <w:p>
@@ -353,7 +569,133 @@
           <w:sz w:val="22"/>
           <w:szCs w:val="22"/>
         </w:rPr>
-        <w:t xml:space="preserve">3 min. e^{jωt} has period T0 iff e^{jωT0} = 1, so ω = 2πk/T0 = kω0. Positive multiples are harmonics. Unlike the DFT, the set is infinite.</w:t>
+        <w:t xml:space="preserve">Timing ≈ 3 min.</w:t>
+      </w:r>
+    </w:p>
+    <w:p>
+      <w:pPr>
+        <w:pStyle w:val="ListParagraph"/>
+        <w:numPr>
+          <w:ilvl w:val="0"/>
+          <w:numId w:val="2"/>
+        </w:numPr>
+        <w:spacing w:after="80"/>
+      </w:pPr>
+      <w:r>
+        <w:rPr>
+          <w:rFonts w:ascii="Calibri" w:cs="Calibri" w:eastAsia="Calibri" w:hAnsi="Calibri"/>
+          <w:sz w:val="22"/>
+          <w:szCs w:val="22"/>
+        </w:rPr>
+        <w:t xml:space="preserve">Define the objects. ω₀ = 2π/T₀. Fourier sinusoid v⁽ᵏ⁾(t) = e^{jkω₀t} for k = …, −2, −1, 0, 1, 2, … (k an integer). Its frequency is ω_k = kω₀. The positive multiples 2ω₀, 3ω₀, … are the harmonics.</w:t>
+      </w:r>
+    </w:p>
+    <w:p>
+      <w:pPr>
+        <w:pStyle w:val="ListParagraph"/>
+        <w:numPr>
+          <w:ilvl w:val="0"/>
+          <w:numId w:val="2"/>
+        </w:numPr>
+        <w:spacing w:after="80"/>
+      </w:pPr>
+      <w:r>
+        <w:rPr>
+          <w:rFonts w:ascii="Calibri" w:cs="Calibri" w:eastAsia="Calibri" w:hAnsi="Calibri"/>
+          <w:sz w:val="22"/>
+          <w:szCs w:val="22"/>
+        </w:rPr>
+        <w:t xml:space="preserve">Question: which complex sinusoids e^{jωt} have period T₀? Step 1 — require e^{jω(t + T₀)} = e^{jωt} for all t.</w:t>
+      </w:r>
+    </w:p>
+    <w:p>
+      <w:pPr>
+        <w:pStyle w:val="ListParagraph"/>
+        <w:numPr>
+          <w:ilvl w:val="0"/>
+          <w:numId w:val="2"/>
+        </w:numPr>
+        <w:spacing w:after="80"/>
+      </w:pPr>
+      <w:r>
+        <w:rPr>
+          <w:rFonts w:ascii="Calibri" w:cs="Calibri" w:eastAsia="Calibri" w:hAnsi="Calibri"/>
+          <w:sz w:val="22"/>
+          <w:szCs w:val="22"/>
+        </w:rPr>
+        <w:t xml:space="preserve">Step 2 — split the left side: e^{jωt}·e^{jωT₀} = e^{jωt}. Cancel e^{jωt} (never zero): e^{jωT₀} = 1.</w:t>
+      </w:r>
+    </w:p>
+    <w:p>
+      <w:pPr>
+        <w:pStyle w:val="ListParagraph"/>
+        <w:numPr>
+          <w:ilvl w:val="0"/>
+          <w:numId w:val="2"/>
+        </w:numPr>
+        <w:spacing w:after="80"/>
+      </w:pPr>
+      <w:r>
+        <w:rPr>
+          <w:rFonts w:ascii="Calibri" w:cs="Calibri" w:eastAsia="Calibri" w:hAnsi="Calibri"/>
+          <w:sz w:val="22"/>
+          <w:szCs w:val="22"/>
+        </w:rPr>
+        <w:t xml:space="preserve">Step 3 — e^{jα} = 1 exactly when α is a whole multiple of 2π (cos α = 1 and sin α = 0). So ωT₀ = 2πk with k an integer.</w:t>
+      </w:r>
+    </w:p>
+    <w:p>
+      <w:pPr>
+        <w:pStyle w:val="ListParagraph"/>
+        <w:numPr>
+          <w:ilvl w:val="0"/>
+          <w:numId w:val="2"/>
+        </w:numPr>
+        <w:spacing w:after="80"/>
+      </w:pPr>
+      <w:r>
+        <w:rPr>
+          <w:rFonts w:ascii="Calibri" w:cs="Calibri" w:eastAsia="Calibri" w:hAnsi="Calibri"/>
+          <w:sz w:val="22"/>
+          <w:szCs w:val="22"/>
+        </w:rPr>
+        <w:t xml:space="preserve">Step 4 — solve: ω = 2πk/T₀ = kω₀. These and only these.</w:t>
+      </w:r>
+    </w:p>
+    <w:p>
+      <w:pPr>
+        <w:pStyle w:val="ListParagraph"/>
+        <w:numPr>
+          <w:ilvl w:val="0"/>
+          <w:numId w:val="2"/>
+        </w:numPr>
+        <w:spacing w:after="80"/>
+      </w:pPr>
+      <w:r>
+        <w:rPr>
+          <w:rFonts w:ascii="Calibri" w:cs="Calibri" w:eastAsia="Calibri" w:hAnsi="Calibri"/>
+          <w:sz w:val="22"/>
+          <w:szCs w:val="22"/>
+        </w:rPr>
+        <w:t xml:space="preserve">Example T₀ = 1/3 s (ω₀ = 6π): allowed ω = …, −12π, −6π, 0, 6π, 12π, 18π, … ; check ω = 12π: e^{j12π/3} = e^{j4π} = 1 ✓; check ω = 5π (not allowed): e^{j5π/3} ≠ 1.</w:t>
+      </w:r>
+    </w:p>
+    <w:p>
+      <w:pPr>
+        <w:pStyle w:val="ListParagraph"/>
+        <w:numPr>
+          <w:ilvl w:val="0"/>
+          <w:numId w:val="2"/>
+        </w:numPr>
+        <w:spacing w:after="80"/>
+      </w:pPr>
+      <w:r>
+        <w:rPr>
+          <w:rFonts w:ascii="Calibri" w:cs="Calibri" w:eastAsia="Calibri" w:hAnsi="Calibri"/>
+          <w:sz w:val="22"/>
+          <w:szCs w:val="22"/>
+        </w:rPr>
+        <w:t xml:space="preserve">Contrast with the DFT: there only N frequencies (k = 0…N−1); here the set is infinite.</w:t>
       </w:r>
     </w:p>
     <w:p>
@@ -401,7 +743,43 @@
           <w:sz w:val="22"/>
           <w:szCs w:val="22"/>
         </w:rPr>
-        <w:t xml:space="preserve">4 min. f1 = 50 Hz, f2 = 87.5 Hz. Common f0? Largest? Others?</w:t>
+        <w:t xml:space="preserve">Timing ≈ 4 min.</w:t>
+      </w:r>
+    </w:p>
+    <w:p>
+      <w:pPr>
+        <w:pStyle w:val="ListParagraph"/>
+        <w:numPr>
+          <w:ilvl w:val="0"/>
+          <w:numId w:val="2"/>
+        </w:numPr>
+        <w:spacing w:after="80"/>
+      </w:pPr>
+      <w:r>
+        <w:rPr>
+          <w:rFonts w:ascii="Calibri" w:cs="Calibri" w:eastAsia="Calibri" w:hAnsi="Calibri"/>
+          <w:sz w:val="22"/>
+          <w:szCs w:val="22"/>
+        </w:rPr>
+        <w:t xml:space="preserve">Given: f₁ = 50 Hz and f₂ = 87.5 Hz. Questions: (a) common f₀ with both as harmonics? (b) the largest f₀? (c) other f₀ that work?</w:t>
+      </w:r>
+    </w:p>
+    <w:p>
+      <w:pPr>
+        <w:pStyle w:val="ListParagraph"/>
+        <w:numPr>
+          <w:ilvl w:val="0"/>
+          <w:numId w:val="2"/>
+        </w:numPr>
+        <w:spacing w:after="80"/>
+      </w:pPr>
+      <w:r>
+        <w:rPr>
+          <w:rFonts w:ascii="Calibri" w:cs="Calibri" w:eastAsia="Calibri" w:hAnsi="Calibri"/>
+          <w:sz w:val="22"/>
+          <w:szCs w:val="22"/>
+        </w:rPr>
+        <w:t xml:space="preserve">Hint: both must be whole multiples of f₀. Write 50 = a·f₀ and 87.5 = b·f₀ with whole a, b. Give students 3 minutes.</w:t>
       </w:r>
     </w:p>
     <w:p>
@@ -449,25 +827,133 @@
           <w:sz w:val="22"/>
           <w:szCs w:val="22"/>
         </w:rPr>
-        <w:t xml:space="preserve">4 min. Ratio 87.5/50 = 7/4 rational, so yes. f0 = f1/(4m) = 12.5/m; largest 12.5 Hz = gcd; T0 = 0.08 s. 4f0 = 50, 7f0 = 87.5. Others: 6.25, 4.1667, 3.125 Hz, … </w:t>
-      </w:r>
-    </w:p>
-    <w:p>
-      <w:pPr>
-        <w:pStyle w:val="ListParagraph"/>
-        <w:numPr>
-          <w:ilvl w:val="0"/>
-          <w:numId w:val="2"/>
-        </w:numPr>
-        <w:spacing w:after="80"/>
-      </w:pPr>
-      <w:r>
-        <w:rPr>
-          <w:rFonts w:ascii="Calibri" w:cs="Calibri" w:eastAsia="Calibri" w:hAnsi="Calibri"/>
-          <w:sz w:val="22"/>
-          <w:szCs w:val="22"/>
-        </w:rPr>
-        <w:t xml:space="preserve">Hz vs rad/s: 12.5 Hz means ω0 = 25π rad/s.</w:t>
+        <w:t xml:space="preserve">Timing ≈ 4 min.</w:t>
+      </w:r>
+    </w:p>
+    <w:p>
+      <w:pPr>
+        <w:pStyle w:val="ListParagraph"/>
+        <w:numPr>
+          <w:ilvl w:val="0"/>
+          <w:numId w:val="2"/>
+        </w:numPr>
+        <w:spacing w:after="80"/>
+      </w:pPr>
+      <w:r>
+        <w:rPr>
+          <w:rFonts w:ascii="Calibri" w:cs="Calibri" w:eastAsia="Calibri" w:hAnsi="Calibri"/>
+          <w:sz w:val="22"/>
+          <w:szCs w:val="22"/>
+        </w:rPr>
+        <w:t xml:space="preserve">Step 1 — ratio test. If f₁ = a f₀ and f₂ = b f₀ with whole numbers a, b, then f₂/f₁ = b/a is rational. Check: 87.5/50 = (87.5/12.5)/(50/12.5) = 7/4 ✓ rational. Conversely a rational ratio b/a gives f₀ = f₁/a. Answer (a): yes.</w:t>
+      </w:r>
+    </w:p>
+    <w:p>
+      <w:pPr>
+        <w:pStyle w:val="ListParagraph"/>
+        <w:numPr>
+          <w:ilvl w:val="0"/>
+          <w:numId w:val="2"/>
+        </w:numPr>
+        <w:spacing w:after="80"/>
+      </w:pPr>
+      <w:r>
+        <w:rPr>
+          <w:rFonts w:ascii="Calibri" w:cs="Calibri" w:eastAsia="Calibri" w:hAnsi="Calibri"/>
+          <w:sz w:val="22"/>
+          <w:szCs w:val="22"/>
+        </w:rPr>
+        <w:t xml:space="preserve">Step 2 — all common f₀. b/a = 7/4 means (a, b) = (4m, 7m), m = 1, 2, 3, …. Then f₀ = f₁/a = 50/(4m) = 12.5/m.</w:t>
+      </w:r>
+    </w:p>
+    <w:p>
+      <w:pPr>
+        <w:pStyle w:val="ListParagraph"/>
+        <w:numPr>
+          <w:ilvl w:val="0"/>
+          <w:numId w:val="2"/>
+        </w:numPr>
+        <w:spacing w:after="80"/>
+      </w:pPr>
+      <w:r>
+        <w:rPr>
+          <w:rFonts w:ascii="Calibri" w:cs="Calibri" w:eastAsia="Calibri" w:hAnsi="Calibri"/>
+          <w:sz w:val="22"/>
+          <w:szCs w:val="22"/>
+        </w:rPr>
+        <w:t xml:space="preserve">Step 3 — largest: m = 1 gives f₀ = 12.5 Hz = gcd(50, 87.5).</w:t>
+      </w:r>
+    </w:p>
+    <w:p>
+      <w:pPr>
+        <w:pStyle w:val="ListParagraph"/>
+        <w:numPr>
+          <w:ilvl w:val="0"/>
+          <w:numId w:val="2"/>
+        </w:numPr>
+        <w:spacing w:after="80"/>
+      </w:pPr>
+      <w:r>
+        <w:rPr>
+          <w:rFonts w:ascii="Calibri" w:cs="Calibri" w:eastAsia="Calibri" w:hAnsi="Calibri"/>
+          <w:sz w:val="22"/>
+          <w:szCs w:val="22"/>
+        </w:rPr>
+        <w:t xml:space="preserve">Step 4 — back-substitute: 4f₀ = 4(12.5) = 50 = f₁ ✓. 7f₀ = 7(12.5) = 87.5 = f₂ ✓.</w:t>
+      </w:r>
+    </w:p>
+    <w:p>
+      <w:pPr>
+        <w:pStyle w:val="ListParagraph"/>
+        <w:numPr>
+          <w:ilvl w:val="0"/>
+          <w:numId w:val="2"/>
+        </w:numPr>
+        <w:spacing w:after="80"/>
+      </w:pPr>
+      <w:r>
+        <w:rPr>
+          <w:rFonts w:ascii="Calibri" w:cs="Calibri" w:eastAsia="Calibri" w:hAnsi="Calibri"/>
+          <w:sz w:val="22"/>
+          <w:szCs w:val="22"/>
+        </w:rPr>
+        <w:t xml:space="preserve">Step 5 — other valid values: m = 2: 12.5/2 = 6.25 Hz (a = 8, b = 14); m = 3: 12.5/3 = 4.1667 Hz (a = 12, b = 21); m = 4: 12.5/4 = 3.125 Hz; and so on.</w:t>
+      </w:r>
+    </w:p>
+    <w:p>
+      <w:pPr>
+        <w:pStyle w:val="ListParagraph"/>
+        <w:numPr>
+          <w:ilvl w:val="0"/>
+          <w:numId w:val="2"/>
+        </w:numPr>
+        <w:spacing w:after="80"/>
+      </w:pPr>
+      <w:r>
+        <w:rPr>
+          <w:rFonts w:ascii="Calibri" w:cs="Calibri" w:eastAsia="Calibri" w:hAnsi="Calibri"/>
+          <w:sz w:val="22"/>
+          <w:szCs w:val="22"/>
+        </w:rPr>
+        <w:t xml:space="preserve">Step 6 — fundamental: the largest, 12.5 Hz. T₀ = 1/12.5 = 0.08 s; ω₀ = 2π(12.5) = 25π = 78.54 rad/s. Smaller f₀ values (6.25 Hz, …) also fit, but then 50 Hz and 87.5 Hz are the 8th and 14th harmonics and all harmonics below them have zero amplitude, which over-counts.</w:t>
+      </w:r>
+    </w:p>
+    <w:p>
+      <w:pPr>
+        <w:pStyle w:val="ListParagraph"/>
+        <w:numPr>
+          <w:ilvl w:val="0"/>
+          <w:numId w:val="2"/>
+        </w:numPr>
+        <w:spacing w:after="80"/>
+      </w:pPr>
+      <w:r>
+        <w:rPr>
+          <w:rFonts w:ascii="Calibri" w:cs="Calibri" w:eastAsia="Calibri" w:hAnsi="Calibri"/>
+          <w:sz w:val="22"/>
+          <w:szCs w:val="22"/>
+        </w:rPr>
+        <w:t xml:space="preserve">Pitfall: Hz versus rad/s. 12.5 Hz is ω₀ = 25π rad/s, not 12.5.</w:t>
       </w:r>
     </w:p>
     <w:p>
@@ -515,7 +1001,97 @@
           <w:sz w:val="22"/>
           <w:szCs w:val="22"/>
         </w:rPr>
-        <w:t xml:space="preserve">2 min. Pitch 220 Hz: T0 = 4.545 ms, ω0 = 1382.3 rad/s; harmonics 220, 440, 660, 880 Hz (1382.3, 2764.6, 4146.9, 5529.2 rad/s). Timbre = the |S_k|.</w:t>
+        <w:t xml:space="preserve">Timing ≈ 2 min.</w:t>
+      </w:r>
+    </w:p>
+    <w:p>
+      <w:pPr>
+        <w:pStyle w:val="ListParagraph"/>
+        <w:numPr>
+          <w:ilvl w:val="0"/>
+          <w:numId w:val="2"/>
+        </w:numPr>
+        <w:spacing w:after="80"/>
+      </w:pPr>
+      <w:r>
+        <w:rPr>
+          <w:rFonts w:ascii="Calibri" w:cs="Calibri" w:eastAsia="Calibri" w:hAnsi="Calibri"/>
+          <w:sz w:val="22"/>
+          <w:szCs w:val="22"/>
+        </w:rPr>
+        <w:t xml:space="preserve">Given: a note of pitch 220 Hz (the A below middle C). f₀ = 220 Hz.</w:t>
+      </w:r>
+    </w:p>
+    <w:p>
+      <w:pPr>
+        <w:pStyle w:val="ListParagraph"/>
+        <w:numPr>
+          <w:ilvl w:val="0"/>
+          <w:numId w:val="2"/>
+        </w:numPr>
+        <w:spacing w:after="80"/>
+      </w:pPr>
+      <w:r>
+        <w:rPr>
+          <w:rFonts w:ascii="Calibri" w:cs="Calibri" w:eastAsia="Calibri" w:hAnsi="Calibri"/>
+          <w:sz w:val="22"/>
+          <w:szCs w:val="22"/>
+        </w:rPr>
+        <w:t xml:space="preserve">Step 1 — period: T₀ = 1/220 = 0.0045455 s = 4.545 ms.</w:t>
+      </w:r>
+    </w:p>
+    <w:p>
+      <w:pPr>
+        <w:pStyle w:val="ListParagraph"/>
+        <w:numPr>
+          <w:ilvl w:val="0"/>
+          <w:numId w:val="2"/>
+        </w:numPr>
+        <w:spacing w:after="80"/>
+      </w:pPr>
+      <w:r>
+        <w:rPr>
+          <w:rFonts w:ascii="Calibri" w:cs="Calibri" w:eastAsia="Calibri" w:hAnsi="Calibri"/>
+          <w:sz w:val="22"/>
+          <w:szCs w:val="22"/>
+        </w:rPr>
+        <w:t xml:space="preserve">Step 2 — ω₀ = 2πf₀ = 2π(220) = 1382.3 rad/s (6.2832 × 220 = 1382.30).</w:t>
+      </w:r>
+    </w:p>
+    <w:p>
+      <w:pPr>
+        <w:pStyle w:val="ListParagraph"/>
+        <w:numPr>
+          <w:ilvl w:val="0"/>
+          <w:numId w:val="2"/>
+        </w:numPr>
+        <w:spacing w:after="80"/>
+      </w:pPr>
+      <w:r>
+        <w:rPr>
+          <w:rFonts w:ascii="Calibri" w:cs="Calibri" w:eastAsia="Calibri" w:hAnsi="Calibri"/>
+          <w:sz w:val="22"/>
+          <w:szCs w:val="22"/>
+        </w:rPr>
+        <w:t xml:space="preserve">Step 3 — harmonic frequencies kf₀ and ω_k = kω₀: k = 1: 220 Hz, 1382.3 rad/s. k = 2: 440 Hz, 2764.6 rad/s. k = 3: 660 Hz, 4146.9 rad/s. k = 4: 880 Hz, 5529.2 rad/s.</w:t>
+      </w:r>
+    </w:p>
+    <w:p>
+      <w:pPr>
+        <w:pStyle w:val="ListParagraph"/>
+        <w:numPr>
+          <w:ilvl w:val="0"/>
+          <w:numId w:val="2"/>
+        </w:numPr>
+        <w:spacing w:after="80"/>
+      </w:pPr>
+      <w:r>
+        <w:rPr>
+          <w:rFonts w:ascii="Calibri" w:cs="Calibri" w:eastAsia="Calibri" w:hAnsi="Calibri"/>
+          <w:sz w:val="22"/>
+          <w:szCs w:val="22"/>
+        </w:rPr>
+        <w:t xml:space="preserve">Message: pitch = f₀. Timbre (why a violin and a flute differ at the same pitch) = the sizes |S_k| of the harmonics. Fourier series separates them.</w:t>
       </w:r>
     </w:p>
     <w:p>
@@ -563,7 +1139,169 @@
           <w:sz w:val="22"/>
           <w:szCs w:val="22"/>
         </w:rPr>
-        <w:t xml:space="preserve">3 min. s(t) = Σ_k S_k e^{jkω0t}. Real s ⇔ S_{−k} = S_k* (conjugate, relabel, match). Convergence: we work with signals for which it holds.</w:t>
+        <w:t xml:space="preserve">Timing ≈ 3 min.</w:t>
+      </w:r>
+    </w:p>
+    <w:p>
+      <w:pPr>
+        <w:pStyle w:val="ListParagraph"/>
+        <w:numPr>
+          <w:ilvl w:val="0"/>
+          <w:numId w:val="2"/>
+        </w:numPr>
+        <w:spacing w:after="80"/>
+      </w:pPr>
+      <w:r>
+        <w:rPr>
+          <w:rFonts w:ascii="Calibri" w:cs="Calibri" w:eastAsia="Calibri" w:hAnsi="Calibri"/>
+          <w:sz w:val="22"/>
+          <w:szCs w:val="22"/>
+        </w:rPr>
+        <w:t xml:space="preserve">Write the synthesis equation: s(t) = Σ_{k=−∞}^{∞} S_k e^{jkω₀t}. S_k are the complex coefficients; k runs over all integers.</w:t>
+      </w:r>
+    </w:p>
+    <w:p>
+      <w:pPr>
+        <w:pStyle w:val="ListParagraph"/>
+        <w:numPr>
+          <w:ilvl w:val="0"/>
+          <w:numId w:val="2"/>
+        </w:numPr>
+        <w:spacing w:after="80"/>
+      </w:pPr>
+      <w:r>
+        <w:rPr>
+          <w:rFonts w:ascii="Calibri" w:cs="Calibri" w:eastAsia="Calibri" w:hAnsi="Calibri"/>
+          <w:sz w:val="22"/>
+          <w:szCs w:val="22"/>
+        </w:rPr>
+        <w:t xml:space="preserve">Notation: z* means complex conjugate, (a + jb)* = a − jb; for example (3e^{j0.3})* = 3e^{−j0.3}. ℤ is the set of integers.</w:t>
+      </w:r>
+    </w:p>
+    <w:p>
+      <w:pPr>
+        <w:pStyle w:val="ListParagraph"/>
+        <w:numPr>
+          <w:ilvl w:val="0"/>
+          <w:numId w:val="2"/>
+        </w:numPr>
+        <w:spacing w:after="80"/>
+      </w:pPr>
+      <w:r>
+        <w:rPr>
+          <w:rFonts w:ascii="Calibri" w:cs="Calibri" w:eastAsia="Calibri" w:hAnsi="Calibri"/>
+          <w:sz w:val="22"/>
+          <w:szCs w:val="22"/>
+        </w:rPr>
+        <w:t xml:space="preserve">Claim: if s(t) is real then S_{−k} = S_k* for every k. Derivation, one line each:</w:t>
+      </w:r>
+    </w:p>
+    <w:p>
+      <w:pPr>
+        <w:pStyle w:val="ListParagraph"/>
+        <w:numPr>
+          <w:ilvl w:val="0"/>
+          <w:numId w:val="2"/>
+        </w:numPr>
+        <w:spacing w:after="80"/>
+      </w:pPr>
+      <w:r>
+        <w:rPr>
+          <w:rFonts w:ascii="Calibri" w:cs="Calibri" w:eastAsia="Calibri" w:hAnsi="Calibri"/>
+          <w:sz w:val="22"/>
+          <w:szCs w:val="22"/>
+        </w:rPr>
+        <w:t xml:space="preserve">Step 1 — real means s*(t) = s(t).</w:t>
+      </w:r>
+    </w:p>
+    <w:p>
+      <w:pPr>
+        <w:pStyle w:val="ListParagraph"/>
+        <w:numPr>
+          <w:ilvl w:val="0"/>
+          <w:numId w:val="2"/>
+        </w:numPr>
+        <w:spacing w:after="80"/>
+      </w:pPr>
+      <w:r>
+        <w:rPr>
+          <w:rFonts w:ascii="Calibri" w:cs="Calibri" w:eastAsia="Calibri" w:hAnsi="Calibri"/>
+          <w:sz w:val="22"/>
+          <w:szCs w:val="22"/>
+        </w:rPr>
+        <w:t xml:space="preserve">Step 2 — conjugate the series term by term: s*(t) = Σ_k S_k* e^{−jkω₀t} (conj of e^{jx} is e^{−jx}).</w:t>
+      </w:r>
+    </w:p>
+    <w:p>
+      <w:pPr>
+        <w:pStyle w:val="ListParagraph"/>
+        <w:numPr>
+          <w:ilvl w:val="0"/>
+          <w:numId w:val="2"/>
+        </w:numPr>
+        <w:spacing w:after="80"/>
+      </w:pPr>
+      <w:r>
+        <w:rPr>
+          <w:rFonts w:ascii="Calibri" w:cs="Calibri" w:eastAsia="Calibri" w:hAnsi="Calibri"/>
+          <w:sz w:val="22"/>
+          <w:szCs w:val="22"/>
+        </w:rPr>
+        <w:t xml:space="preserve">Step 3 — relabel the dummy index k → −k (the sum covers all integers anyway): s*(t) = Σ_k S_{−k}* e^{jkω₀t}.</w:t>
+      </w:r>
+    </w:p>
+    <w:p>
+      <w:pPr>
+        <w:pStyle w:val="ListParagraph"/>
+        <w:numPr>
+          <w:ilvl w:val="0"/>
+          <w:numId w:val="2"/>
+        </w:numPr>
+        <w:spacing w:after="80"/>
+      </w:pPr>
+      <w:r>
+        <w:rPr>
+          <w:rFonts w:ascii="Calibri" w:cs="Calibri" w:eastAsia="Calibri" w:hAnsi="Calibri"/>
+          <w:sz w:val="22"/>
+          <w:szCs w:val="22"/>
+        </w:rPr>
+        <w:t xml:space="preserve">Step 4 — s* = s says Σ_k S_{−k}* e^{jkω₀t} = Σ_k S_k e^{jkω₀t}. Two such series are equal only if the coefficients of each e^{jkω₀t} agree: S_{−k}* = S_k, i.e. S_{−k} = S_k*.</w:t>
+      </w:r>
+    </w:p>
+    <w:p>
+      <w:pPr>
+        <w:pStyle w:val="ListParagraph"/>
+        <w:numPr>
+          <w:ilvl w:val="0"/>
+          <w:numId w:val="2"/>
+        </w:numPr>
+        <w:spacing w:after="80"/>
+      </w:pPr>
+      <w:r>
+        <w:rPr>
+          <w:rFonts w:ascii="Calibri" w:cs="Calibri" w:eastAsia="Calibri" w:hAnsi="Calibri"/>
+          <w:sz w:val="22"/>
+          <w:szCs w:val="22"/>
+        </w:rPr>
+        <w:t xml:space="preserve">Numeric example: S₁ = 3.1e^{j0.3} ⇒ S_{−1} = 3.1e^{−j0.3}.</w:t>
+      </w:r>
+    </w:p>
+    <w:p>
+      <w:pPr>
+        <w:pStyle w:val="ListParagraph"/>
+        <w:numPr>
+          <w:ilvl w:val="0"/>
+          <w:numId w:val="2"/>
+        </w:numPr>
+        <w:spacing w:after="80"/>
+      </w:pPr>
+      <w:r>
+        <w:rPr>
+          <w:rFonts w:ascii="Calibri" w:cs="Calibri" w:eastAsia="Calibri" w:hAnsi="Calibri"/>
+          <w:sz w:val="22"/>
+          <w:szCs w:val="22"/>
+        </w:rPr>
+        <w:t xml:space="preserve">Convergence: an infinite sum may fail to converge; we only use signals for which it does.</w:t>
       </w:r>
     </w:p>
     <w:p>
@@ -611,7 +1349,61 @@
           <w:sz w:val="22"/>
           <w:szCs w:val="22"/>
         </w:rPr>
-        <w:t xml:space="preserve">2 min. Finite vs infinite sum, Ω_k vs ω_k = kω0, X[N−k] = X[k]* vs S_{−k} = S_k*, the 1/N factor absorbed into S_k.</w:t>
+        <w:t xml:space="preserve">Timing ≈ 2 min.</w:t>
+      </w:r>
+    </w:p>
+    <w:p>
+      <w:pPr>
+        <w:pStyle w:val="ListParagraph"/>
+        <w:numPr>
+          <w:ilvl w:val="0"/>
+          <w:numId w:val="2"/>
+        </w:numPr>
+        <w:spacing w:after="80"/>
+      </w:pPr>
+      <w:r>
+        <w:rPr>
+          <w:rFonts w:ascii="Calibri" w:cs="Calibri" w:eastAsia="Calibri" w:hAnsi="Calibri"/>
+          <w:sz w:val="22"/>
+          <w:szCs w:val="22"/>
+        </w:rPr>
+        <w:t xml:space="preserve">Put the two synthesis equations side by side: DFT x[n] = (1/N) Σ_{k=0}^{N−1} X[k] e^{j2πkn/N} (N terms, Ω_k = 2πk/N). Fourier series s(t) = Σ_{k=−∞}^{∞} S_k e^{jkω₀t} (infinitely many terms, ω_k = kω₀).</w:t>
+      </w:r>
+    </w:p>
+    <w:p>
+      <w:pPr>
+        <w:pStyle w:val="ListParagraph"/>
+        <w:numPr>
+          <w:ilvl w:val="0"/>
+          <w:numId w:val="2"/>
+        </w:numPr>
+        <w:spacing w:after="80"/>
+      </w:pPr>
+      <w:r>
+        <w:rPr>
+          <w:rFonts w:ascii="Calibri" w:cs="Calibri" w:eastAsia="Calibri" w:hAnsi="Calibri"/>
+          <w:sz w:val="22"/>
+          <w:szCs w:val="22"/>
+        </w:rPr>
+        <w:t xml:space="preserve">Real signals: DFT X[N−k] = X[k]*; Fourier series S_{−k} = S_k*. S_{−k} plays the role of X[N−k].</w:t>
+      </w:r>
+    </w:p>
+    <w:p>
+      <w:pPr>
+        <w:pStyle w:val="ListParagraph"/>
+        <w:numPr>
+          <w:ilvl w:val="0"/>
+          <w:numId w:val="2"/>
+        </w:numPr>
+        <w:spacing w:after="80"/>
+      </w:pPr>
+      <w:r>
+        <w:rPr>
+          <w:rFonts w:ascii="Calibri" w:cs="Calibri" w:eastAsia="Calibri" w:hAnsi="Calibri"/>
+          <w:sz w:val="22"/>
+          <w:szCs w:val="22"/>
+        </w:rPr>
+        <w:t xml:space="preserve">Why no 1/N? Tiny example. DFT: x = (1, 1, 1, 1), N = 4: X = (4, 0, 0, 0) and x[n] = (1/4)(4) = 1 ✓, so the 1/N is needed. Fourier series: s(t) = 1: only S₀ = 1 (the average), and s = S₀·1 = 1 with no division. The 1/T₀ is already in the way S_k is defined (next lecture).</w:t>
       </w:r>
     </w:p>
     <w:p>
@@ -659,25 +1451,205 @@
           <w:sz w:val="22"/>
           <w:szCs w:val="22"/>
         </w:rPr>
-        <w:t xml:space="preserve">4 min. s(t) = 5 + 6.2cos(25πt+0.3) + 4.6cos(100πt−1.9) + 2.8cos(175πt+2.5). ω0 = 25π; harmonics 1, 4, 7.</w:t>
-      </w:r>
-    </w:p>
-    <w:p>
-      <w:pPr>
-        <w:pStyle w:val="ListParagraph"/>
-        <w:numPr>
-          <w:ilvl w:val="0"/>
-          <w:numId w:val="2"/>
-        </w:numPr>
-        <w:spacing w:after="80"/>
-      </w:pPr>
-      <w:r>
-        <w:rPr>
-          <w:rFonts w:ascii="Calibri" w:cs="Calibri" w:eastAsia="Calibri" w:hAnsi="Calibri"/>
-          <w:sz w:val="22"/>
-          <w:szCs w:val="22"/>
-        </w:rPr>
-        <w:t xml:space="preserve">S_0 = 5; S_{±1} = 3.1e^{±j0.3}; S_{±4} = 2.3e^{∓j1.9}; S_{±7} = 1.4e^{±j2.5}. Rectangular: S_1 = 2.962 + 0.916j; S_4 = −0.744 − 2.177j; S_7 = −1.122 + 0.838j.</w:t>
+        <w:t xml:space="preserve">Timing ≈ 4 min.</w:t>
+      </w:r>
+    </w:p>
+    <w:p>
+      <w:pPr>
+        <w:pStyle w:val="ListParagraph"/>
+        <w:numPr>
+          <w:ilvl w:val="0"/>
+          <w:numId w:val="2"/>
+        </w:numPr>
+        <w:spacing w:after="80"/>
+      </w:pPr>
+      <w:r>
+        <w:rPr>
+          <w:rFonts w:ascii="Calibri" w:cs="Calibri" w:eastAsia="Calibri" w:hAnsi="Calibri"/>
+          <w:sz w:val="22"/>
+          <w:szCs w:val="22"/>
+        </w:rPr>
+        <w:t xml:space="preserve">Given: s(t) = 5 + 6.2cos(25πt + 0.3) + 4.6cos(100πt − 1.9) + 2.8cos(175πt + 2.5). Goal: all Fourier coefficients S_k.</w:t>
+      </w:r>
+    </w:p>
+    <w:p>
+      <w:pPr>
+        <w:pStyle w:val="ListParagraph"/>
+        <w:numPr>
+          <w:ilvl w:val="0"/>
+          <w:numId w:val="2"/>
+        </w:numPr>
+        <w:spacing w:after="80"/>
+      </w:pPr>
+      <w:r>
+        <w:rPr>
+          <w:rFonts w:ascii="Calibri" w:cs="Calibri" w:eastAsia="Calibri" w:hAnsi="Calibri"/>
+          <w:sz w:val="22"/>
+          <w:szCs w:val="22"/>
+        </w:rPr>
+        <w:t xml:space="preserve">Step 1 — fundamental (from the practice): f₀ = 12.5 Hz, T₀ = 0.08 s, ω₀ = 2π(12.5) = 25π rad/s.</w:t>
+      </w:r>
+    </w:p>
+    <w:p>
+      <w:pPr>
+        <w:pStyle w:val="ListParagraph"/>
+        <w:numPr>
+          <w:ilvl w:val="0"/>
+          <w:numId w:val="2"/>
+        </w:numPr>
+        <w:spacing w:after="80"/>
+      </w:pPr>
+      <w:r>
+        <w:rPr>
+          <w:rFonts w:ascii="Calibri" w:cs="Calibri" w:eastAsia="Calibri" w:hAnsi="Calibri"/>
+          <w:sz w:val="22"/>
+          <w:szCs w:val="22"/>
+        </w:rPr>
+        <w:t xml:space="preserve">Step 2 — harmonic numbers: 25π = 1·ω₀ (k = 1); 100π = 4·25π = 4ω₀ (k = 4); 175π = 7·25π = 7ω₀ (k = 7).</w:t>
+      </w:r>
+    </w:p>
+    <w:p>
+      <w:pPr>
+        <w:pStyle w:val="ListParagraph"/>
+        <w:numPr>
+          <w:ilvl w:val="0"/>
+          <w:numId w:val="2"/>
+        </w:numPr>
+        <w:spacing w:after="80"/>
+      </w:pPr>
+      <w:r>
+        <w:rPr>
+          <w:rFonts w:ascii="Calibri" w:cs="Calibri" w:eastAsia="Calibri" w:hAnsi="Calibri"/>
+          <w:sz w:val="22"/>
+          <w:szCs w:val="22"/>
+        </w:rPr>
+        <w:t xml:space="preserve">Step 3 — Euler: cos x = ½(e^{jx} + e^{−jx}). So A cos(kω₀t + φ) = (A/2)e^{jφ} e^{jkω₀t} + (A/2)e^{−jφ} e^{−jkω₀t}: the coefficient of e^{jkω₀t} is (A/2)e^{jφ} and of e^{−jkω₀t} is (A/2)e^{−jφ}.</w:t>
+      </w:r>
+    </w:p>
+    <w:p>
+      <w:pPr>
+        <w:pStyle w:val="ListParagraph"/>
+        <w:numPr>
+          <w:ilvl w:val="0"/>
+          <w:numId w:val="2"/>
+        </w:numPr>
+        <w:spacing w:after="80"/>
+      </w:pPr>
+      <w:r>
+        <w:rPr>
+          <w:rFonts w:ascii="Calibri" w:cs="Calibri" w:eastAsia="Calibri" w:hAnsi="Calibri"/>
+          <w:sz w:val="22"/>
+          <w:szCs w:val="22"/>
+        </w:rPr>
+        <w:t xml:space="preserve">Step 4 — apply: halve each amplitude: 6.2/2 = 3.1, 4.6/2 = 2.3, 2.8/2 = 1.4. DC: S₀ = 5 (the constant is its own coefficient, no halving).</w:t>
+      </w:r>
+    </w:p>
+    <w:p>
+      <w:pPr>
+        <w:pStyle w:val="ListParagraph"/>
+        <w:numPr>
+          <w:ilvl w:val="0"/>
+          <w:numId w:val="2"/>
+        </w:numPr>
+        <w:spacing w:after="80"/>
+      </w:pPr>
+      <w:r>
+        <w:rPr>
+          <w:rFonts w:ascii="Calibri" w:cs="Calibri" w:eastAsia="Calibri" w:hAnsi="Calibri"/>
+          <w:sz w:val="22"/>
+          <w:szCs w:val="22"/>
+        </w:rPr>
+        <w:t xml:space="preserve">Step 5 — polar form: S_{±1} = 3.1e^{±j0.3}; S_{±4} = 2.3e^{∓j1.9} (so S₄ = 2.3e^{−j1.9}, S_{−4} = 2.3e^{+j1.9}); S_{±7} = 1.4e^{±j2.5}. Everything else zero.</w:t>
+      </w:r>
+    </w:p>
+    <w:p>
+      <w:pPr>
+        <w:pStyle w:val="ListParagraph"/>
+        <w:numPr>
+          <w:ilvl w:val="0"/>
+          <w:numId w:val="2"/>
+        </w:numPr>
+        <w:spacing w:after="80"/>
+      </w:pPr>
+      <w:r>
+        <w:rPr>
+          <w:rFonts w:ascii="Calibri" w:cs="Calibri" w:eastAsia="Calibri" w:hAnsi="Calibri"/>
+          <w:sz w:val="22"/>
+          <w:szCs w:val="22"/>
+        </w:rPr>
+        <w:t xml:space="preserve">Step 6 — rectangular, S₁: cos 0.3 = 0.9553, sin 0.3 = 0.2955. 3.1(0.9553) = 2.9615 and 3.1(0.2955) = 0.9161. S₁ = 2.962 + 0.916j.</w:t>
+      </w:r>
+    </w:p>
+    <w:p>
+      <w:pPr>
+        <w:pStyle w:val="ListParagraph"/>
+        <w:numPr>
+          <w:ilvl w:val="0"/>
+          <w:numId w:val="2"/>
+        </w:numPr>
+        <w:spacing w:after="80"/>
+      </w:pPr>
+      <w:r>
+        <w:rPr>
+          <w:rFonts w:ascii="Calibri" w:cs="Calibri" w:eastAsia="Calibri" w:hAnsi="Calibri"/>
+          <w:sz w:val="22"/>
+          <w:szCs w:val="22"/>
+        </w:rPr>
+        <w:t xml:space="preserve">Step 7 — S₄ = 2.3e^{−j1.9} = 2.3(cos 1.9 − j sin 1.9), cos 1.9 = −0.3233, sin 1.9 = 0.9463. Real: 2.3(−0.3233) = −0.7436. Imag: −2.3(0.9463) = −2.1765. S₄ = −0.744 − 2.176j.</w:t>
+      </w:r>
+    </w:p>
+    <w:p>
+      <w:pPr>
+        <w:pStyle w:val="ListParagraph"/>
+        <w:numPr>
+          <w:ilvl w:val="0"/>
+          <w:numId w:val="2"/>
+        </w:numPr>
+        <w:spacing w:after="80"/>
+      </w:pPr>
+      <w:r>
+        <w:rPr>
+          <w:rFonts w:ascii="Calibri" w:cs="Calibri" w:eastAsia="Calibri" w:hAnsi="Calibri"/>
+          <w:sz w:val="22"/>
+          <w:szCs w:val="22"/>
+        </w:rPr>
+        <w:t xml:space="preserve">Step 8 — S₇ = 1.4(cos 2.5 + j sin 2.5), cos 2.5 = −0.8011, sin 2.5 = 0.5985. Real: −1.1216. Imag: 0.8379. S₇ = −1.122 + 0.838j.</w:t>
+      </w:r>
+    </w:p>
+    <w:p>
+      <w:pPr>
+        <w:pStyle w:val="ListParagraph"/>
+        <w:numPr>
+          <w:ilvl w:val="0"/>
+          <w:numId w:val="2"/>
+        </w:numPr>
+        <w:spacing w:after="80"/>
+      </w:pPr>
+      <w:r>
+        <w:rPr>
+          <w:rFonts w:ascii="Calibri" w:cs="Calibri" w:eastAsia="Calibri" w:hAnsi="Calibri"/>
+          <w:sz w:val="22"/>
+          <w:szCs w:val="22"/>
+        </w:rPr>
+        <w:t xml:space="preserve">Step 9 — negative k: conjugates, S_{−1} = 2.962 − 0.916j, S_{−4} = −0.744 + 2.176j, S_{−7} = −1.122 − 0.838j.</w:t>
+      </w:r>
+    </w:p>
+    <w:p>
+      <w:pPr>
+        <w:pStyle w:val="ListParagraph"/>
+        <w:numPr>
+          <w:ilvl w:val="0"/>
+          <w:numId w:val="2"/>
+        </w:numPr>
+        <w:spacing w:after="80"/>
+      </w:pPr>
+      <w:r>
+        <w:rPr>
+          <w:rFonts w:ascii="Calibri" w:cs="Calibri" w:eastAsia="Calibri" w:hAnsi="Calibri"/>
+          <w:sz w:val="22"/>
+          <w:szCs w:val="22"/>
+        </w:rPr>
+        <w:t xml:space="preserve">Check at t = 0: direct s(0) = 5 + 6.2cos 0.3 + 4.6cos(−1.9) + 2.8cos 2.5 = 5 + 5.923 − 1.487 − 2.243 = 7.193. Series: S₀ + 2ΣRe S_k = 5 + 2(2.962 − 0.744 − 1.122) = 5 + 2(1.096) = 7.19 ✓.</w:t>
       </w:r>
     </w:p>
     <w:p>
@@ -725,7 +1697,79 @@
           <w:sz w:val="22"/>
           <w:szCs w:val="22"/>
         </w:rPr>
-        <w:t xml:space="preserve">2 min. Dotted lines at multiples of T0 = 0.08 s; the waveform repeats; centred on the DC level 5.</w:t>
+        <w:t xml:space="preserve">Timing ≈ 2 min.</w:t>
+      </w:r>
+    </w:p>
+    <w:p>
+      <w:pPr>
+        <w:pStyle w:val="ListParagraph"/>
+        <w:numPr>
+          <w:ilvl w:val="0"/>
+          <w:numId w:val="2"/>
+        </w:numPr>
+        <w:spacing w:after="80"/>
+      </w:pPr>
+      <w:r>
+        <w:rPr>
+          <w:rFonts w:ascii="Calibri" w:cs="Calibri" w:eastAsia="Calibri" w:hAnsi="Calibri"/>
+          <w:sz w:val="22"/>
+          <w:szCs w:val="22"/>
+        </w:rPr>
+        <w:t xml:space="preserve">Numbers behind the plot: T₀ = 0.08 s. Dotted lines at 0, 0.08, 0.16, 0.24 s.</w:t>
+      </w:r>
+    </w:p>
+    <w:p>
+      <w:pPr>
+        <w:pStyle w:val="ListParagraph"/>
+        <w:numPr>
+          <w:ilvl w:val="0"/>
+          <w:numId w:val="2"/>
+        </w:numPr>
+        <w:spacing w:after="80"/>
+      </w:pPr>
+      <w:r>
+        <w:rPr>
+          <w:rFonts w:ascii="Calibri" w:cs="Calibri" w:eastAsia="Calibri" w:hAnsi="Calibri"/>
+          <w:sz w:val="22"/>
+          <w:szCs w:val="22"/>
+        </w:rPr>
+        <w:t xml:space="preserve">Values: s(0) = 7.193, s(0.02) = 3.356, s(0.04) = −0.167, s(0.08) = 7.193 again (one full period later). Mean value = S₀ = 5.</w:t>
+      </w:r>
+    </w:p>
+    <w:p>
+      <w:pPr>
+        <w:pStyle w:val="ListParagraph"/>
+        <w:numPr>
+          <w:ilvl w:val="0"/>
+          <w:numId w:val="2"/>
+        </w:numPr>
+        <w:spacing w:after="80"/>
+      </w:pPr>
+      <w:r>
+        <w:rPr>
+          <w:rFonts w:ascii="Calibri" w:cs="Calibri" w:eastAsia="Calibri" w:hAnsi="Calibri"/>
+          <w:sz w:val="22"/>
+          <w:szCs w:val="22"/>
+        </w:rPr>
+        <w:t xml:space="preserve">Point at: the shape between consecutive dotted lines is identical; the curve oscillates around the DC level 5.</w:t>
+      </w:r>
+    </w:p>
+    <w:p>
+      <w:pPr>
+        <w:pStyle w:val="ListParagraph"/>
+        <w:numPr>
+          <w:ilvl w:val="0"/>
+          <w:numId w:val="2"/>
+        </w:numPr>
+        <w:spacing w:after="80"/>
+      </w:pPr>
+      <w:r>
+        <w:rPr>
+          <w:rFonts w:ascii="Calibri" w:cs="Calibri" w:eastAsia="Calibri" w:hAnsi="Calibri"/>
+          <w:sz w:val="22"/>
+          <w:szCs w:val="22"/>
+        </w:rPr>
+        <w:t xml:space="preserve">Why it repeats: ω₀, 4ω₀, 7ω₀ are all whole multiples of ω₀, so each term repeats every T₀.</w:t>
       </w:r>
     </w:p>
     <w:p>
@@ -773,7 +1817,79 @@
           <w:sz w:val="22"/>
           <w:szCs w:val="22"/>
         </w:rPr>
-        <w:t xml:space="preserve">2 min. Magnitudes 5, 3.1, 2.3, 1.4 at k = 0, ±1, ±4, ±7; phases odd in k (0.3, −1.9, 2.5 for positive k). Even magnitude + odd phase is S_{−k} = S_k*.</w:t>
+        <w:t xml:space="preserve">Timing ≈ 2 min.</w:t>
+      </w:r>
+    </w:p>
+    <w:p>
+      <w:pPr>
+        <w:pStyle w:val="ListParagraph"/>
+        <w:numPr>
+          <w:ilvl w:val="0"/>
+          <w:numId w:val="2"/>
+        </w:numPr>
+        <w:spacing w:after="80"/>
+      </w:pPr>
+      <w:r>
+        <w:rPr>
+          <w:rFonts w:ascii="Calibri" w:cs="Calibri" w:eastAsia="Calibri" w:hAnsi="Calibri"/>
+          <w:sz w:val="22"/>
+          <w:szCs w:val="22"/>
+        </w:rPr>
+        <w:t xml:space="preserve">Data: seven lines at k = 0, ±1, ±4, ±7 (frequencies kω₀ = 0, ±25π, ±100π, ±175π rad/s).</w:t>
+      </w:r>
+    </w:p>
+    <w:p>
+      <w:pPr>
+        <w:pStyle w:val="ListParagraph"/>
+        <w:numPr>
+          <w:ilvl w:val="0"/>
+          <w:numId w:val="2"/>
+        </w:numPr>
+        <w:spacing w:after="80"/>
+      </w:pPr>
+      <w:r>
+        <w:rPr>
+          <w:rFonts w:ascii="Calibri" w:cs="Calibri" w:eastAsia="Calibri" w:hAnsi="Calibri"/>
+          <w:sz w:val="22"/>
+          <w:szCs w:val="22"/>
+        </w:rPr>
+        <w:t xml:space="preserve">Magnitudes: |S₀| = 5, |S_{±1}| = 3.1, |S_{±4}| = 2.3, |S_{±7}| = 1.4 (each is half of the cosine amplitude: 6.2, 4.6, 2.8).</w:t>
+      </w:r>
+    </w:p>
+    <w:p>
+      <w:pPr>
+        <w:pStyle w:val="ListParagraph"/>
+        <w:numPr>
+          <w:ilvl w:val="0"/>
+          <w:numId w:val="2"/>
+        </w:numPr>
+        <w:spacing w:after="80"/>
+      </w:pPr>
+      <w:r>
+        <w:rPr>
+          <w:rFonts w:ascii="Calibri" w:cs="Calibri" w:eastAsia="Calibri" w:hAnsi="Calibri"/>
+          <w:sz w:val="22"/>
+          <w:szCs w:val="22"/>
+        </w:rPr>
+        <w:t xml:space="preserve">Phases ∠S_k: k = 1: +0.3; k = 4: −1.9; k = 7: +2.5 rad. For negative k flip the sign: −0.3, +1.9, −2.5.</w:t>
+      </w:r>
+    </w:p>
+    <w:p>
+      <w:pPr>
+        <w:pStyle w:val="ListParagraph"/>
+        <w:numPr>
+          <w:ilvl w:val="0"/>
+          <w:numId w:val="2"/>
+        </w:numPr>
+        <w:spacing w:after="80"/>
+      </w:pPr>
+      <w:r>
+        <w:rPr>
+          <w:rFonts w:ascii="Calibri" w:cs="Calibri" w:eastAsia="Calibri" w:hAnsi="Calibri"/>
+          <w:sz w:val="22"/>
+          <w:szCs w:val="22"/>
+        </w:rPr>
+        <w:t xml:space="preserve">Read the symmetry: magnitudes even in k, phases odd in k. That is exactly S_{−k} = S_k*.</w:t>
       </w:r>
     </w:p>
     <w:p>
@@ -821,7 +1937,43 @@
           <w:sz w:val="22"/>
           <w:szCs w:val="22"/>
         </w:rPr>
-        <w:t xml:space="preserve">6 min. s(t) = 2 + 3cos(40πt + π/3) + sin(100πt). Frequencies, f0, T0, ω0, harmonic numbers; sin as cos; all S_k; check at t = 0.</w:t>
+        <w:t xml:space="preserve">Timing ≈ 6 min.</w:t>
+      </w:r>
+    </w:p>
+    <w:p>
+      <w:pPr>
+        <w:pStyle w:val="ListParagraph"/>
+        <w:numPr>
+          <w:ilvl w:val="0"/>
+          <w:numId w:val="2"/>
+        </w:numPr>
+        <w:spacing w:after="80"/>
+      </w:pPr>
+      <w:r>
+        <w:rPr>
+          <w:rFonts w:ascii="Calibri" w:cs="Calibri" w:eastAsia="Calibri" w:hAnsi="Calibri"/>
+          <w:sz w:val="22"/>
+          <w:szCs w:val="22"/>
+        </w:rPr>
+        <w:t xml:space="preserve">Given: s(t) = 2 + 3cos(40πt + π/3) + sin(100πt). Tasks: frequencies in Hz, largest f₀, T₀, ω₀; harmonic numbers; sin as a cosine; all S_k; check at t = 0.</w:t>
+      </w:r>
+    </w:p>
+    <w:p>
+      <w:pPr>
+        <w:pStyle w:val="ListParagraph"/>
+        <w:numPr>
+          <w:ilvl w:val="0"/>
+          <w:numId w:val="2"/>
+        </w:numPr>
+        <w:spacing w:after="80"/>
+      </w:pPr>
+      <w:r>
+        <w:rPr>
+          <w:rFonts w:ascii="Calibri" w:cs="Calibri" w:eastAsia="Calibri" w:hAnsi="Calibri"/>
+          <w:sz w:val="22"/>
+          <w:szCs w:val="22"/>
+        </w:rPr>
+        <w:t xml:space="preserve">Hints: ω = 2πf converts rad/s to Hz. A sine is a cosine delayed by a quarter turn: sin x = cos(x − π/2). Give 5 minutes.</w:t>
       </w:r>
     </w:p>
     <w:p>
@@ -869,25 +2021,151 @@
           <w:sz w:val="22"/>
           <w:szCs w:val="22"/>
         </w:rPr>
-        <w:t xml:space="preserve">5 min. 20 Hz and 50 Hz, f0 = 10 Hz, T0 = 0.1 s, ω0 = 20π rad/s, k = 2 and 5. sin x = cos(x − π/2): A = 1, φ = −π/2. S_0 = 2; S_{±2} = 1.5e^{±jπ/3} = 0.75 ± 1.299j; S_5 = 0.5e^{−jπ/2} = −0.5j, S_{−5} = +0.5j.</w:t>
-      </w:r>
-    </w:p>
-    <w:p>
-      <w:pPr>
-        <w:pStyle w:val="ListParagraph"/>
-        <w:numPr>
-          <w:ilvl w:val="0"/>
-          <w:numId w:val="2"/>
-        </w:numPr>
-        <w:spacing w:after="80"/>
-      </w:pPr>
-      <w:r>
-        <w:rPr>
-          <w:rFonts w:ascii="Calibri" w:cs="Calibri" w:eastAsia="Calibri" w:hAnsi="Calibri"/>
-          <w:sz w:val="22"/>
-          <w:szCs w:val="22"/>
-        </w:rPr>
-        <w:t xml:space="preserve">Check: s(0) = 2 + 3cos(π/3) + 0 = 3.5; series 2 + 2(0.75) + 0 = 3.5.</w:t>
+        <w:t xml:space="preserve">Timing ≈ 5 min.</w:t>
+      </w:r>
+    </w:p>
+    <w:p>
+      <w:pPr>
+        <w:pStyle w:val="ListParagraph"/>
+        <w:numPr>
+          <w:ilvl w:val="0"/>
+          <w:numId w:val="2"/>
+        </w:numPr>
+        <w:spacing w:after="80"/>
+      </w:pPr>
+      <w:r>
+        <w:rPr>
+          <w:rFonts w:ascii="Calibri" w:cs="Calibri" w:eastAsia="Calibri" w:hAnsi="Calibri"/>
+          <w:sz w:val="22"/>
+          <w:szCs w:val="22"/>
+        </w:rPr>
+        <w:t xml:space="preserve">Step 1 — frequencies. 40π = 2π(20) ⇒ 20 Hz. 100π = 2π(50) ⇒ 50 Hz.</w:t>
+      </w:r>
+    </w:p>
+    <w:p>
+      <w:pPr>
+        <w:pStyle w:val="ListParagraph"/>
+        <w:numPr>
+          <w:ilvl w:val="0"/>
+          <w:numId w:val="2"/>
+        </w:numPr>
+        <w:spacing w:after="80"/>
+      </w:pPr>
+      <w:r>
+        <w:rPr>
+          <w:rFonts w:ascii="Calibri" w:cs="Calibri" w:eastAsia="Calibri" w:hAnsi="Calibri"/>
+          <w:sz w:val="22"/>
+          <w:szCs w:val="22"/>
+        </w:rPr>
+        <w:t xml:space="preserve">Step 2 — gcd(20, 50) = 10 Hz (20 = 2·10, 50 = 5·10). T₀ = 1/10 = 0.1 s. ω₀ = 2π(10) = 20π rad/s.</w:t>
+      </w:r>
+    </w:p>
+    <w:p>
+      <w:pPr>
+        <w:pStyle w:val="ListParagraph"/>
+        <w:numPr>
+          <w:ilvl w:val="0"/>
+          <w:numId w:val="2"/>
+        </w:numPr>
+        <w:spacing w:after="80"/>
+      </w:pPr>
+      <w:r>
+        <w:rPr>
+          <w:rFonts w:ascii="Calibri" w:cs="Calibri" w:eastAsia="Calibri" w:hAnsi="Calibri"/>
+          <w:sz w:val="22"/>
+          <w:szCs w:val="22"/>
+        </w:rPr>
+        <w:t xml:space="preserve">Step 3 — harmonic numbers: 40π = 2·20π (k = 2); 100π = 5·20π (k = 5).</w:t>
+      </w:r>
+    </w:p>
+    <w:p>
+      <w:pPr>
+        <w:pStyle w:val="ListParagraph"/>
+        <w:numPr>
+          <w:ilvl w:val="0"/>
+          <w:numId w:val="2"/>
+        </w:numPr>
+        <w:spacing w:after="80"/>
+      </w:pPr>
+      <w:r>
+        <w:rPr>
+          <w:rFonts w:ascii="Calibri" w:cs="Calibri" w:eastAsia="Calibri" w:hAnsi="Calibri"/>
+          <w:sz w:val="22"/>
+          <w:szCs w:val="22"/>
+        </w:rPr>
+        <w:t xml:space="preserve">Step 4 — sine to cosine: sin x = cos(x − π/2). So sin(100πt) = cos(5ω₀t − π/2): amplitude A = 1, phase φ = −π/2.</w:t>
+      </w:r>
+    </w:p>
+    <w:p>
+      <w:pPr>
+        <w:pStyle w:val="ListParagraph"/>
+        <w:numPr>
+          <w:ilvl w:val="0"/>
+          <w:numId w:val="2"/>
+        </w:numPr>
+        <w:spacing w:after="80"/>
+      </w:pPr>
+      <w:r>
+        <w:rPr>
+          <w:rFonts w:ascii="Calibri" w:cs="Calibri" w:eastAsia="Calibri" w:hAnsi="Calibri"/>
+          <w:sz w:val="22"/>
+          <w:szCs w:val="22"/>
+        </w:rPr>
+        <w:t xml:space="preserve">Step 5 — coefficients (half amplitude): S₀ = 2 (DC). S_{±2} = (3/2)e^{±jπ/3}. cos(π/3) = 0.5, sin(π/3) = 0.866: (3/2)(0.5) = 0.75 and (3/2)(0.866) = 1.299 ⇒ S₂ = 0.75 + 1.299j, S_{−2} = 0.75 − 1.299j.</w:t>
+      </w:r>
+    </w:p>
+    <w:p>
+      <w:pPr>
+        <w:pStyle w:val="ListParagraph"/>
+        <w:numPr>
+          <w:ilvl w:val="0"/>
+          <w:numId w:val="2"/>
+        </w:numPr>
+        <w:spacing w:after="80"/>
+      </w:pPr>
+      <w:r>
+        <w:rPr>
+          <w:rFonts w:ascii="Calibri" w:cs="Calibri" w:eastAsia="Calibri" w:hAnsi="Calibri"/>
+          <w:sz w:val="22"/>
+          <w:szCs w:val="22"/>
+        </w:rPr>
+        <w:t xml:space="preserve">Step 6 — S₅ = (1/2)e^{−jπ/2} = ½(cos(π/2) − j sin(π/2)) = ½(0 − j) = −0.5j; S_{−5} = +0.5j. All other S_k = 0.</w:t>
+      </w:r>
+    </w:p>
+    <w:p>
+      <w:pPr>
+        <w:pStyle w:val="ListParagraph"/>
+        <w:numPr>
+          <w:ilvl w:val="0"/>
+          <w:numId w:val="2"/>
+        </w:numPr>
+        <w:spacing w:after="80"/>
+      </w:pPr>
+      <w:r>
+        <w:rPr>
+          <w:rFonts w:ascii="Calibri" w:cs="Calibri" w:eastAsia="Calibri" w:hAnsi="Calibri"/>
+          <w:sz w:val="22"/>
+          <w:szCs w:val="22"/>
+        </w:rPr>
+        <w:t xml:space="preserve">Check 1 at t = 0: s(0) = 2 + 3cos(π/3) + sin 0 = 2 + 1.5 + 0 = 3.5. Series: S₀ + 2Re S₂ + 2Re S₅ = 2 + 2(0.75) + 2(0) = 3.5 ✓.</w:t>
+      </w:r>
+    </w:p>
+    <w:p>
+      <w:pPr>
+        <w:pStyle w:val="ListParagraph"/>
+        <w:numPr>
+          <w:ilvl w:val="0"/>
+          <w:numId w:val="2"/>
+        </w:numPr>
+        <w:spacing w:after="80"/>
+      </w:pPr>
+      <w:r>
+        <w:rPr>
+          <w:rFonts w:ascii="Calibri" w:cs="Calibri" w:eastAsia="Calibri" w:hAnsi="Calibri"/>
+          <w:sz w:val="22"/>
+          <w:szCs w:val="22"/>
+        </w:rPr>
+        <w:t xml:space="preserve">Check 2 at t = 0.025 s (= T₀/4, so ω₀t = π/2): s = 2 + 3cos(π + π/3) + sin(2.5π) = 2 + 3(−0.5) + 1 = 1.5. Series: 2 + 2Re[S₂e^{jπ}] + 2Re[S₅e^{j5π/2}] = 2 + 2(−0.75) + 2Re[(−0.5j)(j)] = 2 − 1.5 + 2(0.5) = 1.5 ✓.</w:t>
       </w:r>
     </w:p>
     <w:p>
@@ -935,25 +2213,151 @@
           <w:sz w:val="22"/>
           <w:szCs w:val="22"/>
         </w:rPr>
-        <w:t xml:space="preserve">4 min. s(t) = Σ_{k≥1} 2(−1)^{k+1}/(πk) sin(kω0t) → 2t/T0 on (−T0/2, T0/2). Coefficients 0.637, −0.318, 0.212, −0.159. At t = T0/4: (2/π)(1 − 1/3 + 1/5 − …) = (2/π)(π/4) = 1/2 = 2(T0/4)/T0.</w:t>
-      </w:r>
-    </w:p>
-    <w:p>
-      <w:pPr>
-        <w:pStyle w:val="ListParagraph"/>
-        <w:numPr>
-          <w:ilvl w:val="0"/>
-          <w:numId w:val="2"/>
-        </w:numPr>
-        <w:spacing w:after="80"/>
-      </w:pPr>
-      <w:r>
-        <w:rPr>
-          <w:rFonts w:ascii="Calibri" w:cs="Calibri" w:eastAsia="Calibri" w:hAnsi="Calibri"/>
-          <w:sz w:val="22"/>
-          <w:szCs w:val="22"/>
-        </w:rPr>
-        <w:t xml:space="preserve">Gibbs: at the jump the sum is 0; beside it overshoot ≈ 9% of the jump 2 (peak ≈ 1.18), stays as K grows.</w:t>
+        <w:t xml:space="preserve">Timing ≈ 4 min.</w:t>
+      </w:r>
+    </w:p>
+    <w:p>
+      <w:pPr>
+        <w:pStyle w:val="ListParagraph"/>
+        <w:numPr>
+          <w:ilvl w:val="0"/>
+          <w:numId w:val="2"/>
+        </w:numPr>
+        <w:spacing w:after="80"/>
+      </w:pPr>
+      <w:r>
+        <w:rPr>
+          <w:rFonts w:ascii="Calibri" w:cs="Calibri" w:eastAsia="Calibri" w:hAnsi="Calibri"/>
+          <w:sz w:val="22"/>
+          <w:szCs w:val="22"/>
+        </w:rPr>
+        <w:t xml:space="preserve">Series: s(t) = Σ_{k=1}^{∞} [2(−1)^{k+1}/(πk)] sin(kω₀t). It converges to the sawtooth 2t/T₀ on (−T₀/2, T₀/2), repeated every T₀.</w:t>
+      </w:r>
+    </w:p>
+    <w:p>
+      <w:pPr>
+        <w:pStyle w:val="ListParagraph"/>
+        <w:numPr>
+          <w:ilvl w:val="0"/>
+          <w:numId w:val="2"/>
+        </w:numPr>
+        <w:spacing w:after="80"/>
+      </w:pPr>
+      <w:r>
+        <w:rPr>
+          <w:rFonts w:ascii="Calibri" w:cs="Calibri" w:eastAsia="Calibri" w:hAnsi="Calibri"/>
+          <w:sz w:val="22"/>
+          <w:szCs w:val="22"/>
+        </w:rPr>
+        <w:t xml:space="preserve">Step 1 — first four coefficients of sin(kω₀t): k = 1: 2/π = 0.637. k = 2: −2/(2π) = −1/π = −0.318. k = 3: 2/(3π) = 0.212. k = 4: −2/(4π) = −1/(2π) = −0.159.</w:t>
+      </w:r>
+    </w:p>
+    <w:p>
+      <w:pPr>
+        <w:pStyle w:val="ListParagraph"/>
+        <w:numPr>
+          <w:ilvl w:val="0"/>
+          <w:numId w:val="2"/>
+        </w:numPr>
+        <w:spacing w:after="80"/>
+      </w:pPr>
+      <w:r>
+        <w:rPr>
+          <w:rFonts w:ascii="Calibri" w:cs="Calibri" w:eastAsia="Calibri" w:hAnsi="Calibri"/>
+          <w:sz w:val="22"/>
+          <w:szCs w:val="22"/>
+        </w:rPr>
+        <w:t xml:space="preserve">Step 2 — check the series at t = T₀/4. Then ω₀t = 2π/T₀ · T₀/4 = π/2, so sin(kπ/2) = 1, 0, −1, 0, 1, … for k = 1, 2, 3, 4, 5.</w:t>
+      </w:r>
+    </w:p>
+    <w:p>
+      <w:pPr>
+        <w:pStyle w:val="ListParagraph"/>
+        <w:numPr>
+          <w:ilvl w:val="0"/>
+          <w:numId w:val="2"/>
+        </w:numPr>
+        <w:spacing w:after="80"/>
+      </w:pPr>
+      <w:r>
+        <w:rPr>
+          <w:rFonts w:ascii="Calibri" w:cs="Calibri" w:eastAsia="Calibri" w:hAnsi="Calibri"/>
+          <w:sz w:val="22"/>
+          <w:szCs w:val="22"/>
+        </w:rPr>
+        <w:t xml:space="preserve">Step 3 — only odd k survive, and there (−1)^{k+1} = +1. Terms: k = 1: 2/π·1; k = 3: 2/(3π)·(−1); k = 5: 2/(5π)·(+1). So s = (2/π)(1 − 1/3 + 1/5 − 1/7 + …).</w:t>
+      </w:r>
+    </w:p>
+    <w:p>
+      <w:pPr>
+        <w:pStyle w:val="ListParagraph"/>
+        <w:numPr>
+          <w:ilvl w:val="0"/>
+          <w:numId w:val="2"/>
+        </w:numPr>
+        <w:spacing w:after="80"/>
+      </w:pPr>
+      <w:r>
+        <w:rPr>
+          <w:rFonts w:ascii="Calibri" w:cs="Calibri" w:eastAsia="Calibri" w:hAnsi="Calibri"/>
+          <w:sz w:val="22"/>
+          <w:szCs w:val="22"/>
+        </w:rPr>
+        <w:t xml:space="preserve">Step 4 — the bracket is the Leibniz series = π/4 (partial sums: 1, 0.667, 0.867, 0.724, …). So s = (2/π)(π/4) = 1/2.</w:t>
+      </w:r>
+    </w:p>
+    <w:p>
+      <w:pPr>
+        <w:pStyle w:val="ListParagraph"/>
+        <w:numPr>
+          <w:ilvl w:val="0"/>
+          <w:numId w:val="2"/>
+        </w:numPr>
+        <w:spacing w:after="80"/>
+      </w:pPr>
+      <w:r>
+        <w:rPr>
+          <w:rFonts w:ascii="Calibri" w:cs="Calibri" w:eastAsia="Calibri" w:hAnsi="Calibri"/>
+          <w:sz w:val="22"/>
+          <w:szCs w:val="22"/>
+        </w:rPr>
+        <w:t xml:space="preserve">Step 5 — compare with the target 2t/T₀ at t = T₀/4: 2(T₀/4)/T₀ = 1/2 ✓. With only 3 terms: (2/π)(0.8667) = 0.552, already close.</w:t>
+      </w:r>
+    </w:p>
+    <w:p>
+      <w:pPr>
+        <w:pStyle w:val="ListParagraph"/>
+        <w:numPr>
+          <w:ilvl w:val="0"/>
+          <w:numId w:val="2"/>
+        </w:numPr>
+        <w:spacing w:after="80"/>
+      </w:pPr>
+      <w:r>
+        <w:rPr>
+          <w:rFonts w:ascii="Calibri" w:cs="Calibri" w:eastAsia="Calibri" w:hAnsi="Calibri"/>
+          <w:sz w:val="22"/>
+          <w:szCs w:val="22"/>
+        </w:rPr>
+        <w:t xml:space="preserve">Gibbs, step by step. At the jump t = ±T₀/2: ω₀t = ±π and sin(kπ) = 0 for every k, so the sum is 0, the midpoint of the jump (from −1 to +1).</w:t>
+      </w:r>
+    </w:p>
+    <w:p>
+      <w:pPr>
+        <w:pStyle w:val="ListParagraph"/>
+        <w:numPr>
+          <w:ilvl w:val="0"/>
+          <w:numId w:val="2"/>
+        </w:numPr>
+        <w:spacing w:after="80"/>
+      </w:pPr>
+      <w:r>
+        <w:rPr>
+          <w:rFonts w:ascii="Calibri" w:cs="Calibri" w:eastAsia="Calibri" w:hAnsi="Calibri"/>
+          <w:sz w:val="22"/>
+          <w:szCs w:val="22"/>
+        </w:rPr>
+        <w:t xml:space="preserve">Just before the jump the sum overshoots: peak ≈ 1.18 as K → ∞. The jump height is 2, so 0.18/2 ≈ 9 % overshoot. More terms squeeze the ripple narrower (peak at t = (T₀/2)(1 − 1/(K+1))) but do not lower it.</w:t>
       </w:r>
     </w:p>
     <w:p>
@@ -1001,7 +2405,151 @@
           <w:sz w:val="22"/>
           <w:szCs w:val="22"/>
         </w:rPr>
-        <w:t xml:space="preserve">3 min. sin x = (e^{jx} − e^{−jx})/(2j) gives S_k = (−1)^{k+1}/(jπk) = j(−1)^k/(πk), S_{−k} = −S_k, S_0 = 0. S_1 = −0.318j, S_2 = 0.159j, S_3 = −0.106j. Purely imaginary and odd, so S_{−k} = S_k*; 2|S_1| = 2/π = 0.637.</w:t>
+        <w:t xml:space="preserve">Timing ≈ 3 min.</w:t>
+      </w:r>
+    </w:p>
+    <w:p>
+      <w:pPr>
+        <w:pStyle w:val="ListParagraph"/>
+        <w:numPr>
+          <w:ilvl w:val="0"/>
+          <w:numId w:val="2"/>
+        </w:numPr>
+        <w:spacing w:after="80"/>
+      </w:pPr>
+      <w:r>
+        <w:rPr>
+          <w:rFonts w:ascii="Calibri" w:cs="Calibri" w:eastAsia="Calibri" w:hAnsi="Calibri"/>
+          <w:sz w:val="22"/>
+          <w:szCs w:val="22"/>
+        </w:rPr>
+        <w:t xml:space="preserve">Goal: rewrite the sawtooth sine series as complex exponentials and read off S_k.</w:t>
+      </w:r>
+    </w:p>
+    <w:p>
+      <w:pPr>
+        <w:pStyle w:val="ListParagraph"/>
+        <w:numPr>
+          <w:ilvl w:val="0"/>
+          <w:numId w:val="2"/>
+        </w:numPr>
+        <w:spacing w:after="80"/>
+      </w:pPr>
+      <w:r>
+        <w:rPr>
+          <w:rFonts w:ascii="Calibri" w:cs="Calibri" w:eastAsia="Calibri" w:hAnsi="Calibri"/>
+          <w:sz w:val="22"/>
+          <w:szCs w:val="22"/>
+        </w:rPr>
+        <w:t xml:space="preserve">Step 1 — the k-th term: [2(−1)^{k+1}/(πk)] sin(kω₀t).</w:t>
+      </w:r>
+    </w:p>
+    <w:p>
+      <w:pPr>
+        <w:pStyle w:val="ListParagraph"/>
+        <w:numPr>
+          <w:ilvl w:val="0"/>
+          <w:numId w:val="2"/>
+        </w:numPr>
+        <w:spacing w:after="80"/>
+      </w:pPr>
+      <w:r>
+        <w:rPr>
+          <w:rFonts w:ascii="Calibri" w:cs="Calibri" w:eastAsia="Calibri" w:hAnsi="Calibri"/>
+          <w:sz w:val="22"/>
+          <w:szCs w:val="22"/>
+        </w:rPr>
+        <w:t xml:space="preserve">Step 2 — Euler: sin x = (e^{jx} − e^{−jx})/(2j). So the term is [2(−1)^{k+1}/(πk)]·(1/(2j))(e^{jkω₀t} − e^{−jkω₀t}) = [(−1)^{k+1}/(jπk)] e^{jkω₀t} − [(−1)^{k+1}/(jπk)] e^{−jkω₀t}.</w:t>
+      </w:r>
+    </w:p>
+    <w:p>
+      <w:pPr>
+        <w:pStyle w:val="ListParagraph"/>
+        <w:numPr>
+          <w:ilvl w:val="0"/>
+          <w:numId w:val="2"/>
+        </w:numPr>
+        <w:spacing w:after="80"/>
+      </w:pPr>
+      <w:r>
+        <w:rPr>
+          <w:rFonts w:ascii="Calibri" w:cs="Calibri" w:eastAsia="Calibri" w:hAnsi="Calibri"/>
+          <w:sz w:val="22"/>
+          <w:szCs w:val="22"/>
+        </w:rPr>
+        <w:t xml:space="preserve">Step 3 — use 1/j = −j (because j·(−j) = 1). So the coefficient of e^{jkω₀t} (k ≥ 1) is S_k = −j(−1)^{k+1}/(πk) = j(−1)^k/(πk). (−(−1)^{k+1} = (−1)^k.)</w:t>
+      </w:r>
+    </w:p>
+    <w:p>
+      <w:pPr>
+        <w:pStyle w:val="ListParagraph"/>
+        <w:numPr>
+          <w:ilvl w:val="0"/>
+          <w:numId w:val="2"/>
+        </w:numPr>
+        <w:spacing w:after="80"/>
+      </w:pPr>
+      <w:r>
+        <w:rPr>
+          <w:rFonts w:ascii="Calibri" w:cs="Calibri" w:eastAsia="Calibri" w:hAnsi="Calibri"/>
+          <w:sz w:val="22"/>
+          <w:szCs w:val="22"/>
+        </w:rPr>
+        <w:t xml:space="preserve">Step 4 — the coefficient of e^{−jkω₀t} is minus that, so S_{−k} = −S_k. And S₀ = 0 (no constant term).</w:t>
+      </w:r>
+    </w:p>
+    <w:p>
+      <w:pPr>
+        <w:pStyle w:val="ListParagraph"/>
+        <w:numPr>
+          <w:ilvl w:val="0"/>
+          <w:numId w:val="2"/>
+        </w:numPr>
+        <w:spacing w:after="80"/>
+      </w:pPr>
+      <w:r>
+        <w:rPr>
+          <w:rFonts w:ascii="Calibri" w:cs="Calibri" w:eastAsia="Calibri" w:hAnsi="Calibri"/>
+          <w:sz w:val="22"/>
+          <w:szCs w:val="22"/>
+        </w:rPr>
+        <w:t xml:space="preserve">Step 5 — numbers: S₁ = j(−1)/π = −0.318j. S₂ = j(+1)/(2π) = +0.159j. S₃ = j(−1)/(3π) = −0.106j.</w:t>
+      </w:r>
+    </w:p>
+    <w:p>
+      <w:pPr>
+        <w:pStyle w:val="ListParagraph"/>
+        <w:numPr>
+          <w:ilvl w:val="0"/>
+          <w:numId w:val="2"/>
+        </w:numPr>
+        <w:spacing w:after="80"/>
+      </w:pPr>
+      <w:r>
+        <w:rPr>
+          <w:rFonts w:ascii="Calibri" w:cs="Calibri" w:eastAsia="Calibri" w:hAnsi="Calibri"/>
+          <w:sz w:val="22"/>
+          <w:szCs w:val="22"/>
+        </w:rPr>
+        <w:t xml:space="preserve">Check 1: S_k is purely imaginary, so S_k* = −S_k = S_{−k} ✓ (real signal).</w:t>
+      </w:r>
+    </w:p>
+    <w:p>
+      <w:pPr>
+        <w:pStyle w:val="ListParagraph"/>
+        <w:numPr>
+          <w:ilvl w:val="0"/>
+          <w:numId w:val="2"/>
+        </w:numPr>
+        <w:spacing w:after="80"/>
+      </w:pPr>
+      <w:r>
+        <w:rPr>
+          <w:rFonts w:ascii="Calibri" w:cs="Calibri" w:eastAsia="Calibri" w:hAnsi="Calibri"/>
+          <w:sz w:val="22"/>
+          <w:szCs w:val="22"/>
+        </w:rPr>
+        <w:t xml:space="preserve">Check 2: 2|S₁| = 2(0.318) = 0.637 = 2/π, the amplitude of the first sine term ✓ (the two exponentials together give a sine of amplitude 2|S₁|).</w:t>
       </w:r>
     </w:p>
     <w:p>
@@ -1049,7 +2597,97 @@
           <w:sz w:val="22"/>
           <w:szCs w:val="22"/>
         </w:rPr>
-        <w:t xml:space="preserve">2 min. K = 1, 3, 10, 30, 100, 500: ripples hug the jumps and narrow, but the first peak beside each jump stays ≈ 0.18 above the plateau.</w:t>
+        <w:t xml:space="preserve">Timing ≈ 2 min.</w:t>
+      </w:r>
+    </w:p>
+    <w:p>
+      <w:pPr>
+        <w:pStyle w:val="ListParagraph"/>
+        <w:numPr>
+          <w:ilvl w:val="0"/>
+          <w:numId w:val="2"/>
+        </w:numPr>
+        <w:spacing w:after="80"/>
+      </w:pPr>
+      <w:r>
+        <w:rPr>
+          <w:rFonts w:ascii="Calibri" w:cs="Calibri" w:eastAsia="Calibri" w:hAnsi="Calibri"/>
+          <w:sz w:val="22"/>
+          <w:szCs w:val="22"/>
+        </w:rPr>
+        <w:t xml:space="preserve">Numbers behind the six panels (T₀ = 1; peak of the K-term sum nearest the jump at t = 0.5):</w:t>
+      </w:r>
+    </w:p>
+    <w:p>
+      <w:pPr>
+        <w:pStyle w:val="ListParagraph"/>
+        <w:numPr>
+          <w:ilvl w:val="0"/>
+          <w:numId w:val="2"/>
+        </w:numPr>
+        <w:spacing w:after="80"/>
+      </w:pPr>
+      <w:r>
+        <w:rPr>
+          <w:rFonts w:ascii="Calibri" w:cs="Calibri" w:eastAsia="Calibri" w:hAnsi="Calibri"/>
+          <w:sz w:val="22"/>
+          <w:szCs w:val="22"/>
+        </w:rPr>
+        <w:t xml:space="preserve">K = 1: peak 0.637 at t = 0.25. K = 3: 0.919 at t = 0.375. K = 10: 1.087 at 0.4545. K = 30: 1.147 at 0.4839. K = 100: 1.169 at 0.4951. K = 500: 1.177 at 0.4990.</w:t>
+      </w:r>
+    </w:p>
+    <w:p>
+      <w:pPr>
+        <w:pStyle w:val="ListParagraph"/>
+        <w:numPr>
+          <w:ilvl w:val="0"/>
+          <w:numId w:val="2"/>
+        </w:numPr>
+        <w:spacing w:after="80"/>
+      </w:pPr>
+      <w:r>
+        <w:rPr>
+          <w:rFonts w:ascii="Calibri" w:cs="Calibri" w:eastAsia="Calibri" w:hAnsi="Calibri"/>
+          <w:sz w:val="22"/>
+          <w:szCs w:val="22"/>
+        </w:rPr>
+        <w:t xml:space="preserve">Peak position t ≈ (T₀/2)(1 − 1/(K+1)): moves toward the jump, the ripple gets narrower.</w:t>
+      </w:r>
+    </w:p>
+    <w:p>
+      <w:pPr>
+        <w:pStyle w:val="ListParagraph"/>
+        <w:numPr>
+          <w:ilvl w:val="0"/>
+          <w:numId w:val="2"/>
+        </w:numPr>
+        <w:spacing w:after="80"/>
+      </w:pPr>
+      <w:r>
+        <w:rPr>
+          <w:rFonts w:ascii="Calibri" w:cs="Calibri" w:eastAsia="Calibri" w:hAnsi="Calibri"/>
+          <w:sz w:val="22"/>
+          <w:szCs w:val="22"/>
+        </w:rPr>
+        <w:t xml:space="preserve">Height above the sawtooth line 2t/T₀ at the same place: 0.137, 0.169, 0.178, 0.179, 0.179, 0.179. So the overshoot stays ≈ 0.18 (9 % of the jump 2) no matter how large K is. Relative to the level 1 the peak value approaches 1.179.</w:t>
+      </w:r>
+    </w:p>
+    <w:p>
+      <w:pPr>
+        <w:pStyle w:val="ListParagraph"/>
+        <w:numPr>
+          <w:ilvl w:val="0"/>
+          <w:numId w:val="2"/>
+        </w:numPr>
+        <w:spacing w:after="80"/>
+      </w:pPr>
+      <w:r>
+        <w:rPr>
+          <w:rFonts w:ascii="Calibri" w:cs="Calibri" w:eastAsia="Calibri" w:hAnsi="Calibri"/>
+          <w:sz w:val="22"/>
+          <w:szCs w:val="22"/>
+        </w:rPr>
+        <w:t xml:space="preserve">Point at: the first ripple beside each jump at t/T₀ = ±0.5; compare K = 30, 100, 500.</w:t>
       </w:r>
     </w:p>
     <w:p>
@@ -1097,7 +2735,133 @@
           <w:sz w:val="22"/>
           <w:szCs w:val="22"/>
         </w:rPr>
-        <w:t xml:space="preserve">4 min. x = +1 for |t| &lt; T0/4, −1 for T0/4 &lt; |t| ≤ T0/2. X_k = (1/T0)∫ x e^{−jkω0t}dt. X_0 = 0. x = 2·(indicator) − 1 and the integral of e^{−jkω0t} over a period is 0 for k ≠ 0, so X_k = (2/T0)∫_{−T0/4}^{T0/4} e^{−jkω0t}dt.</w:t>
+        <w:t xml:space="preserve">Timing ≈ 4 min.</w:t>
+      </w:r>
+    </w:p>
+    <w:p>
+      <w:pPr>
+        <w:pStyle w:val="ListParagraph"/>
+        <w:numPr>
+          <w:ilvl w:val="0"/>
+          <w:numId w:val="2"/>
+        </w:numPr>
+        <w:spacing w:after="80"/>
+      </w:pPr>
+      <w:r>
+        <w:rPr>
+          <w:rFonts w:ascii="Calibri" w:cs="Calibri" w:eastAsia="Calibri" w:hAnsi="Calibri"/>
+          <w:sz w:val="22"/>
+          <w:szCs w:val="22"/>
+        </w:rPr>
+        <w:t xml:space="preserve">Given: square wave x(t) = +1 for |t| &lt; T₀/4 and −1 for T₀/4 &lt; |t| ≤ T₀/2, repeated every T₀. I write X_k for the coefficients (same role as S_k).</w:t>
+      </w:r>
+    </w:p>
+    <w:p>
+      <w:pPr>
+        <w:pStyle w:val="ListParagraph"/>
+        <w:numPr>
+          <w:ilvl w:val="0"/>
+          <w:numId w:val="2"/>
+        </w:numPr>
+        <w:spacing w:after="80"/>
+      </w:pPr>
+      <w:r>
+        <w:rPr>
+          <w:rFonts w:ascii="Calibri" w:cs="Calibri" w:eastAsia="Calibri" w:hAnsi="Calibri"/>
+          <w:sz w:val="22"/>
+          <w:szCs w:val="22"/>
+        </w:rPr>
+        <w:t xml:space="preserve">Step 1 — the analysis integral (derived next lecture): X_k = (1/T₀) ∫_{−T₀/2}^{T₀/2} x(t) e^{−jkω₀t} dt, ω₀ = 2π/T₀. It averages x(t)e^{−jkω₀t} over one period.</w:t>
+      </w:r>
+    </w:p>
+    <w:p>
+      <w:pPr>
+        <w:pStyle w:val="ListParagraph"/>
+        <w:numPr>
+          <w:ilvl w:val="0"/>
+          <w:numId w:val="2"/>
+        </w:numPr>
+        <w:spacing w:after="80"/>
+      </w:pPr>
+      <w:r>
+        <w:rPr>
+          <w:rFonts w:ascii="Calibri" w:cs="Calibri" w:eastAsia="Calibri" w:hAnsi="Calibri"/>
+          <w:sz w:val="22"/>
+          <w:szCs w:val="22"/>
+        </w:rPr>
+        <w:t xml:space="preserve">Step 2 — DC: X₀ = (1/T₀)[(+1)(T₀/2) + (−1)(T₀/2)] = 0 (half the period at +1, half at −1).</w:t>
+      </w:r>
+    </w:p>
+    <w:p>
+      <w:pPr>
+        <w:pStyle w:val="ListParagraph"/>
+        <w:numPr>
+          <w:ilvl w:val="0"/>
+          <w:numId w:val="2"/>
+        </w:numPr>
+        <w:spacing w:after="80"/>
+      </w:pPr>
+      <w:r>
+        <w:rPr>
+          <w:rFonts w:ascii="Calibri" w:cs="Calibri" w:eastAsia="Calibri" w:hAnsi="Calibri"/>
+          <w:sz w:val="22"/>
+          <w:szCs w:val="22"/>
+        </w:rPr>
+        <w:t xml:space="preserve">Step 3 — trick: x(t) = 2·I(t) − 1, where I(t) is the indicator (I = 1 inside |t| &lt; T₀/4, 0 outside). Check: inside 2·1 − 1 = 1; outside 2·0 − 1 = −1 ✓.</w:t>
+      </w:r>
+    </w:p>
+    <w:p>
+      <w:pPr>
+        <w:pStyle w:val="ListParagraph"/>
+        <w:numPr>
+          <w:ilvl w:val="0"/>
+          <w:numId w:val="2"/>
+        </w:numPr>
+        <w:spacing w:after="80"/>
+      </w:pPr>
+      <w:r>
+        <w:rPr>
+          <w:rFonts w:ascii="Calibri" w:cs="Calibri" w:eastAsia="Calibri" w:hAnsi="Calibri"/>
+          <w:sz w:val="22"/>
+          <w:szCs w:val="22"/>
+        </w:rPr>
+        <w:t xml:space="preserve">Step 4 — insert in the integral: X_k = (2/T₀)∫ I(t) e^{−jkω₀t}dt − (1/T₀)∫_{−T₀/2}^{T₀/2} e^{−jkω₀t}dt. The first integral only needs the pulse interval.</w:t>
+      </w:r>
+    </w:p>
+    <w:p>
+      <w:pPr>
+        <w:pStyle w:val="ListParagraph"/>
+        <w:numPr>
+          <w:ilvl w:val="0"/>
+          <w:numId w:val="2"/>
+        </w:numPr>
+        <w:spacing w:after="80"/>
+      </w:pPr>
+      <w:r>
+        <w:rPr>
+          <w:rFonts w:ascii="Calibri" w:cs="Calibri" w:eastAsia="Calibri" w:hAnsi="Calibri"/>
+          <w:sz w:val="22"/>
+          <w:szCs w:val="22"/>
+        </w:rPr>
+        <w:t xml:space="preserve">Step 5 — the second integral is zero for k ≠ 0: it covers a whole number (k) of cycles of e^{−jkω₀t}, whose positive and negative parts cancel.</w:t>
+      </w:r>
+    </w:p>
+    <w:p>
+      <w:pPr>
+        <w:pStyle w:val="ListParagraph"/>
+        <w:numPr>
+          <w:ilvl w:val="0"/>
+          <w:numId w:val="2"/>
+        </w:numPr>
+        <w:spacing w:after="80"/>
+      </w:pPr>
+      <w:r>
+        <w:rPr>
+          <w:rFonts w:ascii="Calibri" w:cs="Calibri" w:eastAsia="Calibri" w:hAnsi="Calibri"/>
+          <w:sz w:val="22"/>
+          <w:szCs w:val="22"/>
+        </w:rPr>
+        <w:t xml:space="preserve">Result: X_k = (2/T₀) ∫_{−T₀/4}^{T₀/4} e^{−jkω₀t} dt for k ≠ 0.</w:t>
       </w:r>
     </w:p>
     <w:p>
@@ -1145,7 +2909,133 @@
           <w:sz w:val="22"/>
           <w:szCs w:val="22"/>
         </w:rPr>
-        <w:t xml:space="preserve">4 min. ∫ = 2 sin(kω0T0/4)/(kω0) with ω0T0/4 = π/2; X_k = (2/(kπ)) sin(kπ/2). X_1 = 2/π, X_2 = 0, X_3 = −2/(3π), X_4 = 0, X_5 = 2/(5π); real and even; only odd harmonics.</w:t>
+        <w:t xml:space="preserve">Timing ≈ 4 min.</w:t>
+      </w:r>
+    </w:p>
+    <w:p>
+      <w:pPr>
+        <w:pStyle w:val="ListParagraph"/>
+        <w:numPr>
+          <w:ilvl w:val="0"/>
+          <w:numId w:val="2"/>
+        </w:numPr>
+        <w:spacing w:after="80"/>
+      </w:pPr>
+      <w:r>
+        <w:rPr>
+          <w:rFonts w:ascii="Calibri" w:cs="Calibri" w:eastAsia="Calibri" w:hAnsi="Calibri"/>
+          <w:sz w:val="22"/>
+          <w:szCs w:val="22"/>
+        </w:rPr>
+        <w:t xml:space="preserve">Step 1 — antiderivative: ∫ e^{−jkω₀t} dt = e^{−jkω₀t}/(−jkω₀). Limits −T₀/4 to T₀/4: [e^{−jkω₀T₀/4} − e^{+jkω₀T₀/4}]/(−jkω₀).</w:t>
+      </w:r>
+    </w:p>
+    <w:p>
+      <w:pPr>
+        <w:pStyle w:val="ListParagraph"/>
+        <w:numPr>
+          <w:ilvl w:val="0"/>
+          <w:numId w:val="2"/>
+        </w:numPr>
+        <w:spacing w:after="80"/>
+      </w:pPr>
+      <w:r>
+        <w:rPr>
+          <w:rFonts w:ascii="Calibri" w:cs="Calibri" w:eastAsia="Calibri" w:hAnsi="Calibri"/>
+          <w:sz w:val="22"/>
+          <w:szCs w:val="22"/>
+        </w:rPr>
+        <w:t xml:space="preserve">Step 2 — flip signs top and bottom: [e^{jkω₀T₀/4} − e^{−jkω₀T₀/4}]/(jkω₀). Identity e^{jx} − e^{−jx} = 2j sin x with x = kω₀T₀/4: = 2j sin(kω₀T₀/4)/(jkω₀) = 2 sin(kω₀T₀/4)/(kω₀).</w:t>
+      </w:r>
+    </w:p>
+    <w:p>
+      <w:pPr>
+        <w:pStyle w:val="ListParagraph"/>
+        <w:numPr>
+          <w:ilvl w:val="0"/>
+          <w:numId w:val="2"/>
+        </w:numPr>
+        <w:spacing w:after="80"/>
+      </w:pPr>
+      <w:r>
+        <w:rPr>
+          <w:rFonts w:ascii="Calibri" w:cs="Calibri" w:eastAsia="Calibri" w:hAnsi="Calibri"/>
+          <w:sz w:val="22"/>
+          <w:szCs w:val="22"/>
+        </w:rPr>
+        <w:t xml:space="preserve">Step 3 — ω₀T₀ = 2π, so ω₀T₀/4 = π/2 and kω₀T₀/4 = kπ/2.</w:t>
+      </w:r>
+    </w:p>
+    <w:p>
+      <w:pPr>
+        <w:pStyle w:val="ListParagraph"/>
+        <w:numPr>
+          <w:ilvl w:val="0"/>
+          <w:numId w:val="2"/>
+        </w:numPr>
+        <w:spacing w:after="80"/>
+      </w:pPr>
+      <w:r>
+        <w:rPr>
+          <w:rFonts w:ascii="Calibri" w:cs="Calibri" w:eastAsia="Calibri" w:hAnsi="Calibri"/>
+          <w:sz w:val="22"/>
+          <w:szCs w:val="22"/>
+        </w:rPr>
+        <w:t xml:space="preserve">Step 4 — prefactor: X_k = (2/T₀)·2 sin(kπ/2)/(k·2π/T₀). The T₀ cancel: (2·2)/(2πk) = 2/(πk). So X_k = (2/(kπ)) sin(kπ/2).</w:t>
+      </w:r>
+    </w:p>
+    <w:p>
+      <w:pPr>
+        <w:pStyle w:val="ListParagraph"/>
+        <w:numPr>
+          <w:ilvl w:val="0"/>
+          <w:numId w:val="2"/>
+        </w:numPr>
+        <w:spacing w:after="80"/>
+      </w:pPr>
+      <w:r>
+        <w:rPr>
+          <w:rFonts w:ascii="Calibri" w:cs="Calibri" w:eastAsia="Calibri" w:hAnsi="Calibri"/>
+          <w:sz w:val="22"/>
+          <w:szCs w:val="22"/>
+        </w:rPr>
+        <w:t xml:space="preserve">Step 5 — sin(kπ/2) for k = 1, 2, 3, 4, 5 is 1, 0, −1, 0, 1. Hence X₁ = 2/π = 0.637, X₂ = 0, X₃ = −2/(3π) = −0.212, X₄ = 0, X₅ = 2/(5π) = 0.127.</w:t>
+      </w:r>
+    </w:p>
+    <w:p>
+      <w:pPr>
+        <w:pStyle w:val="ListParagraph"/>
+        <w:numPr>
+          <w:ilvl w:val="0"/>
+          <w:numId w:val="2"/>
+        </w:numPr>
+        <w:spacing w:after="80"/>
+      </w:pPr>
+      <w:r>
+        <w:rPr>
+          <w:rFonts w:ascii="Calibri" w:cs="Calibri" w:eastAsia="Calibri" w:hAnsi="Calibri"/>
+          <w:sz w:val="22"/>
+          <w:szCs w:val="22"/>
+        </w:rPr>
+        <w:t xml:space="preserve">Step 6 — negative k: X_{−k} = 2 sin(−kπ/2)/(−kπ) = (−2 sin(kπ/2))/(−kπ) = X_k. Real and even in k (the square wave is real and even in t).</w:t>
+      </w:r>
+    </w:p>
+    <w:p>
+      <w:pPr>
+        <w:pStyle w:val="ListParagraph"/>
+        <w:numPr>
+          <w:ilvl w:val="0"/>
+          <w:numId w:val="2"/>
+        </w:numPr>
+        <w:spacing w:after="80"/>
+      </w:pPr>
+      <w:r>
+        <w:rPr>
+          <w:rFonts w:ascii="Calibri" w:cs="Calibri" w:eastAsia="Calibri" w:hAnsi="Calibri"/>
+          <w:sz w:val="22"/>
+          <w:szCs w:val="22"/>
+        </w:rPr>
+        <w:t xml:space="preserve">Pattern: sin(kπ/2) = 0 for even k, so only odd harmonics; X₀ = 0 (zero mean).</w:t>
       </w:r>
     </w:p>
     <w:p>
@@ -1193,7 +3083,115 @@
           <w:sz w:val="22"/>
           <w:szCs w:val="22"/>
         </w:rPr>
-        <w:t xml:space="preserve">4 min. x̂(t) = Σ_{|k|≤3} X_k e^{jkω0t} = 2Re{X_1e^{jω0t}} + 2Re{X_3e^{j3ω0t}} = (4/π)cos ω0t − (4/(3π))cos 3ω0t. At t = 0: 8/(3π) = 0.849 vs 1; adding k = ±5 gives 1.103.</w:t>
+        <w:t xml:space="preserve">Timing ≈ 4 min.</w:t>
+      </w:r>
+    </w:p>
+    <w:p>
+      <w:pPr>
+        <w:pStyle w:val="ListParagraph"/>
+        <w:numPr>
+          <w:ilvl w:val="0"/>
+          <w:numId w:val="2"/>
+        </w:numPr>
+        <w:spacing w:after="80"/>
+      </w:pPr>
+      <w:r>
+        <w:rPr>
+          <w:rFonts w:ascii="Calibri" w:cs="Calibri" w:eastAsia="Calibri" w:hAnsi="Calibri"/>
+          <w:sz w:val="22"/>
+          <w:szCs w:val="22"/>
+        </w:rPr>
+        <w:t xml:space="preserve">Given: X₀ = 0, X_{±2} = 0, X_{±1} = 2/π, X_{±3} = −2/(3π). Rebuild x̂(t) = Σ_{|k|≤3} X_k e^{jkω₀t}.</w:t>
+      </w:r>
+    </w:p>
+    <w:p>
+      <w:pPr>
+        <w:pStyle w:val="ListParagraph"/>
+        <w:numPr>
+          <w:ilvl w:val="0"/>
+          <w:numId w:val="2"/>
+        </w:numPr>
+        <w:spacing w:after="80"/>
+      </w:pPr>
+      <w:r>
+        <w:rPr>
+          <w:rFonts w:ascii="Calibri" w:cs="Calibri" w:eastAsia="Calibri" w:hAnsi="Calibri"/>
+          <w:sz w:val="22"/>
+          <w:szCs w:val="22"/>
+        </w:rPr>
+        <w:t xml:space="preserve">Step 1 — write the sum: x̂ = X₋₃e^{−j3ω₀t} + X₋₁e^{−jω₀t} + X₁e^{jω₀t} + X₃e^{j3ω₀t} (the k = 0, ±2 terms are zero).</w:t>
+      </w:r>
+    </w:p>
+    <w:p>
+      <w:pPr>
+        <w:pStyle w:val="ListParagraph"/>
+        <w:numPr>
+          <w:ilvl w:val="0"/>
+          <w:numId w:val="2"/>
+        </w:numPr>
+        <w:spacing w:after="80"/>
+      </w:pPr>
+      <w:r>
+        <w:rPr>
+          <w:rFonts w:ascii="Calibri" w:cs="Calibri" w:eastAsia="Calibri" w:hAnsi="Calibri"/>
+          <w:sz w:val="22"/>
+          <w:szCs w:val="22"/>
+        </w:rPr>
+        <w:t xml:space="preserve">Step 2 — pair each term with its mirror. Here X_{−k} = X_k* (real signal) and X_k is real. With z + z* = 2Re z, or e^{jθ} + e^{−jθ} = 2cos θ: x̂ = 2Re{X₁e^{jω₀t}} + 2Re{X₃e^{j3ω₀t}}.</w:t>
+      </w:r>
+    </w:p>
+    <w:p>
+      <w:pPr>
+        <w:pStyle w:val="ListParagraph"/>
+        <w:numPr>
+          <w:ilvl w:val="0"/>
+          <w:numId w:val="2"/>
+        </w:numPr>
+        <w:spacing w:after="80"/>
+      </w:pPr>
+      <w:r>
+        <w:rPr>
+          <w:rFonts w:ascii="Calibri" w:cs="Calibri" w:eastAsia="Calibri" w:hAnsi="Calibri"/>
+          <w:sz w:val="22"/>
+          <w:szCs w:val="22"/>
+        </w:rPr>
+        <w:t xml:space="preserve">Step 3 — substitute: 2(2/π)cos ω₀t + 2(−2/(3π))cos 3ω₀t = (4/π) cos ω₀t − (4/(3π)) cos 3ω₀t. Numbers: 4/π = 1.273 and 4/(3π) = 0.424.</w:t>
+      </w:r>
+    </w:p>
+    <w:p>
+      <w:pPr>
+        <w:pStyle w:val="ListParagraph"/>
+        <w:numPr>
+          <w:ilvl w:val="0"/>
+          <w:numId w:val="2"/>
+        </w:numPr>
+        <w:spacing w:after="80"/>
+      </w:pPr>
+      <w:r>
+        <w:rPr>
+          <w:rFonts w:ascii="Calibri" w:cs="Calibri" w:eastAsia="Calibri" w:hAnsi="Calibri"/>
+          <w:sz w:val="22"/>
+          <w:szCs w:val="22"/>
+        </w:rPr>
+        <w:t xml:space="preserve">Step 4 — check at t = 0 (cos 0 = 1): x̂(0) = 4/π − 4/(3π) = 8/(3π) = 1.273 − 0.424 = 0.849. True x(0) = 1.</w:t>
+      </w:r>
+    </w:p>
+    <w:p>
+      <w:pPr>
+        <w:pStyle w:val="ListParagraph"/>
+        <w:numPr>
+          <w:ilvl w:val="0"/>
+          <w:numId w:val="2"/>
+        </w:numPr>
+        <w:spacing w:after="80"/>
+      </w:pPr>
+      <w:r>
+        <w:rPr>
+          <w:rFonts w:ascii="Calibri" w:cs="Calibri" w:eastAsia="Calibri" w:hAnsi="Calibri"/>
+          <w:sz w:val="22"/>
+          <w:szCs w:val="22"/>
+        </w:rPr>
+        <w:t xml:space="preserve">Step 5 — add k = ±5 (X₅ = 2/(5π)): extra term 2X₅ cos 5ω₀t = (4/(5π)) cos 5ω₀t = 0.255 cos 5ω₀t. At t = 0: 0.849 + 0.255 = 1.103, closer to 1 (and then overshoots a bit: Gibbs).</w:t>
       </w:r>
     </w:p>
     <w:p>
@@ -1241,7 +3239,61 @@
           <w:sz w:val="22"/>
           <w:szCs w:val="22"/>
         </w:rPr>
-        <w:t xml:space="preserve">2 min. Left: X_k zero at even k, alternating sign, decays like 1/k. Right: orange (|k| ≤ 1) peak 4/π = 1.27; blue (|k| ≤ 3) gives 0.849 at t = 0; red (|k| ≤ 9) closer but overshoots at the jumps.</w:t>
+        <w:t xml:space="preserve">Timing ≈ 2 min.</w:t>
+      </w:r>
+    </w:p>
+    <w:p>
+      <w:pPr>
+        <w:pStyle w:val="ListParagraph"/>
+        <w:numPr>
+          <w:ilvl w:val="0"/>
+          <w:numId w:val="2"/>
+        </w:numPr>
+        <w:spacing w:after="80"/>
+      </w:pPr>
+      <w:r>
+        <w:rPr>
+          <w:rFonts w:ascii="Calibri" w:cs="Calibri" w:eastAsia="Calibri" w:hAnsi="Calibri"/>
+          <w:sz w:val="22"/>
+          <w:szCs w:val="22"/>
+        </w:rPr>
+        <w:t xml:space="preserve">Left plot — the numbers: X₁ = 0.637, X₃ = −0.212, X₅ = 0.127, X₇ = −0.091, X₉ = 0.071; X₂ = X₄ = … = 0. The size decays like 1/k and the sign alternates (+, −, +, −).</w:t>
+      </w:r>
+    </w:p>
+    <w:p>
+      <w:pPr>
+        <w:pStyle w:val="ListParagraph"/>
+        <w:numPr>
+          <w:ilvl w:val="0"/>
+          <w:numId w:val="2"/>
+        </w:numPr>
+        <w:spacing w:after="80"/>
+      </w:pPr>
+      <w:r>
+        <w:rPr>
+          <w:rFonts w:ascii="Calibri" w:cs="Calibri" w:eastAsia="Calibri" w:hAnsi="Calibri"/>
+          <w:sz w:val="22"/>
+          <w:szCs w:val="22"/>
+        </w:rPr>
+        <w:t xml:space="preserve">Right plot — orange (|k| ≤ 1): one cosine (4/π)cos ω₀t, peak 4/π = 1.273. Blue (|k| ≤ 3): value at t = 0 is 0.849 (Example B). Red (|k| ≤ 9): max ≈ 1.18 near the jumps (overshoot, Gibbs), but much squarer.</w:t>
+      </w:r>
+    </w:p>
+    <w:p>
+      <w:pPr>
+        <w:pStyle w:val="ListParagraph"/>
+        <w:numPr>
+          <w:ilvl w:val="0"/>
+          <w:numId w:val="2"/>
+        </w:numPr>
+        <w:spacing w:after="80"/>
+      </w:pPr>
+      <w:r>
+        <w:rPr>
+          <w:rFonts w:ascii="Calibri" w:cs="Calibri" w:eastAsia="Calibri" w:hAnsi="Calibri"/>
+          <w:sz w:val="22"/>
+          <w:szCs w:val="22"/>
+        </w:rPr>
+        <w:t xml:space="preserve">Point at: all curves pass through 0 at the jump t = ±T₀/4 (every partial sum equals the midpoint there: cos(kπ/2) = 0 for odd k).</w:t>
       </w:r>
     </w:p>
     <w:p>
@@ -1289,7 +3341,97 @@
           <w:sz w:val="22"/>
           <w:szCs w:val="22"/>
         </w:rPr>
-        <w:t xml:space="preserve">2 min. (1) Forgetting the half: 6.2cos gives |S_{±1}| = 3.1. (2) Dropping negative k; s(0) = S_0 + 2ΣRe S_k. (3) Hz vs rad/s: 12.5 Hz = 25π rad/s. (4) Sine is phase −π/2: S_{±k} = ∓(A/2)j.</w:t>
+        <w:t xml:space="preserve">Timing ≈ 2 min.</w:t>
+      </w:r>
+    </w:p>
+    <w:p>
+      <w:pPr>
+        <w:pStyle w:val="ListParagraph"/>
+        <w:numPr>
+          <w:ilvl w:val="0"/>
+          <w:numId w:val="2"/>
+        </w:numPr>
+        <w:spacing w:after="80"/>
+      </w:pPr>
+      <w:r>
+        <w:rPr>
+          <w:rFonts w:ascii="Calibri" w:cs="Calibri" w:eastAsia="Calibri" w:hAnsi="Calibri"/>
+          <w:sz w:val="22"/>
+          <w:szCs w:val="22"/>
+        </w:rPr>
+        <w:t xml:space="preserve">Mistake 1 — forgetting the half. A cos(kω₀t + φ) gives |S_{±k}| = A/2. 6.2cos(…) ⇒ |S_{±1}| = 3.1, not 6.2.</w:t>
+      </w:r>
+    </w:p>
+    <w:p>
+      <w:pPr>
+        <w:pStyle w:val="ListParagraph"/>
+        <w:numPr>
+          <w:ilvl w:val="0"/>
+          <w:numId w:val="2"/>
+        </w:numPr>
+        <w:spacing w:after="80"/>
+      </w:pPr>
+      <w:r>
+        <w:rPr>
+          <w:rFonts w:ascii="Calibri" w:cs="Calibri" w:eastAsia="Calibri" w:hAnsi="Calibri"/>
+          <w:sz w:val="22"/>
+          <w:szCs w:val="22"/>
+        </w:rPr>
+        <w:t xml:space="preserve">Mistake 2 — dropping negative k. Every cosine needs both S_k and S_{−k} = S_k*. Test at t = 0: s(0) = S₀ + 2ΣRe S_k. Example from Slide 11: 5 + 2(2.962 − 0.744 − 1.122) = 7.19 ✓; without the factor 2 you would get 6.10.</w:t>
+      </w:r>
+    </w:p>
+    <w:p>
+      <w:pPr>
+        <w:pStyle w:val="ListParagraph"/>
+        <w:numPr>
+          <w:ilvl w:val="0"/>
+          <w:numId w:val="2"/>
+        </w:numPr>
+        <w:spacing w:after="80"/>
+      </w:pPr>
+      <w:r>
+        <w:rPr>
+          <w:rFonts w:ascii="Calibri" w:cs="Calibri" w:eastAsia="Calibri" w:hAnsi="Calibri"/>
+          <w:sz w:val="22"/>
+          <w:szCs w:val="22"/>
+        </w:rPr>
+        <w:t xml:space="preserve">Mistake 3 — Hz versus rad/s. f₀ = 12.5 Hz means ω₀ = 2π(12.5) = 25π = 78.5 rad/s, not 12.5. Take the gcd in Hz first, then convert.</w:t>
+      </w:r>
+    </w:p>
+    <w:p>
+      <w:pPr>
+        <w:pStyle w:val="ListParagraph"/>
+        <w:numPr>
+          <w:ilvl w:val="0"/>
+          <w:numId w:val="2"/>
+        </w:numPr>
+        <w:spacing w:after="80"/>
+      </w:pPr>
+      <w:r>
+        <w:rPr>
+          <w:rFonts w:ascii="Calibri" w:cs="Calibri" w:eastAsia="Calibri" w:hAnsi="Calibri"/>
+          <w:sz w:val="22"/>
+          <w:szCs w:val="22"/>
+        </w:rPr>
+        <w:t xml:space="preserve">Mistake 4 — sine treated as cosine. sin(kω₀t) = cos(kω₀t − π/2), so S_{±k} = (A/2)e^{∓jπ/2} = ∓j A/2: purely imaginary. Check with A = 1: S_k = −0.5j, S_{−k} = +0.5j.</w:t>
+      </w:r>
+    </w:p>
+    <w:p>
+      <w:pPr>
+        <w:pStyle w:val="ListParagraph"/>
+        <w:numPr>
+          <w:ilvl w:val="0"/>
+          <w:numId w:val="2"/>
+        </w:numPr>
+        <w:spacing w:after="80"/>
+      </w:pPr>
+      <w:r>
+        <w:rPr>
+          <w:rFonts w:ascii="Calibri" w:cs="Calibri" w:eastAsia="Calibri" w:hAnsi="Calibri"/>
+          <w:sz w:val="22"/>
+          <w:szCs w:val="22"/>
+        </w:rPr>
+        <w:t xml:space="preserve">Also: a sum of sinusoids is periodic only when the frequency ratios are rational.</w:t>
       </w:r>
     </w:p>
     <w:p>
